--- a/Day 7/Day 7.docx
+++ b/Day 7/Day 7.docx
@@ -4,13 +4,7 @@
   <w:body>
     <w:p>
       <w:r>
-        <w:t xml:space="preserve">1.) 100 tickets will be sold for a raffle. The first prize winner gets $500. Four second prize winners get $50 each. </w:t>
-      </w:r>
-      <w:r>
-        <w:t>Ticket’s</w:t>
-      </w:r>
-      <w:r>
-        <w:t xml:space="preserve"> cost $10. Let </w:t>
+        <w:t xml:space="preserve">1.) 100 tickets will be sold for a raffle. The first prize winner gets $500. Four second prize winners get $50 each. Ticket’s cost $10. Let </w:t>
       </w:r>
       <m:oMath>
         <m:r>
@@ -1206,13 +1200,7 @@
         <w:ind w:firstLine="720"/>
       </w:pPr>
       <w:r>
-        <w:t>1.) Fixed # of trials</w:t>
-      </w:r>
-      <w:r>
-        <w:t xml:space="preserve"> </w:t>
-      </w:r>
-      <w:r>
-        <w:t xml:space="preserve"> </w:t>
+        <w:t xml:space="preserve">1.) Fixed # of trials  </w:t>
       </w:r>
       <m:oMath>
         <m:r>
@@ -1247,23 +1235,14 @@
         </m:r>
       </m:oMath>
       <w:r>
-        <w:t xml:space="preserve"> </w:t>
-      </w:r>
-      <w:r>
-        <w:t xml:space="preserve">so </w:t>
+        <w:t xml:space="preserve"> so </w:t>
       </w:r>
       <m:oMath>
         <m:r>
           <w:rPr>
             <w:rFonts w:ascii="Cambria Math" w:hAnsi="Cambria Math"/>
           </w:rPr>
-          <m:t xml:space="preserve"> </m:t>
-        </m:r>
-        <m:r>
-          <w:rPr>
-            <w:rFonts w:ascii="Cambria Math" w:hAnsi="Cambria Math"/>
-          </w:rPr>
-          <m:t>q=1-p=0.7</m:t>
+          <m:t xml:space="preserve"> q=1-p=0.7</m:t>
         </m:r>
       </m:oMath>
     </w:p>
@@ -1839,21 +1818,7 @@
           <w:b/>
           <w:bCs/>
         </w:rPr>
-        <w:t xml:space="preserve">d.) What is the </w:t>
-      </w:r>
-      <w:r>
-        <w:rPr>
-          <w:b/>
-          <w:bCs/>
-        </w:rPr>
-        <w:t>probability that</w:t>
-      </w:r>
-      <w:r>
-        <w:rPr>
-          <w:b/>
-          <w:bCs/>
-        </w:rPr>
-        <w:t xml:space="preserve"> more than 30 have a degree?</w:t>
+        <w:t>d.) What is the probability that more than 30 have a degree?</w:t>
       </w:r>
     </w:p>
     <w:p/>
@@ -1927,25 +1892,7 @@
           <w:rPr>
             <w:rFonts w:ascii="Cambria Math" w:eastAsiaTheme="minorEastAsia" w:hAnsi="Cambria Math"/>
           </w:rPr>
-          <m:t>P(x&gt; 30)=</m:t>
-        </m:r>
-        <m:r>
-          <w:rPr>
-            <w:rFonts w:ascii="Cambria Math" w:eastAsiaTheme="minorEastAsia" w:hAnsi="Cambria Math"/>
-          </w:rPr>
-          <m:t>1-0.0038=</m:t>
-        </m:r>
-        <m:r>
-          <w:rPr>
-            <w:rFonts w:ascii="Cambria Math" w:eastAsiaTheme="minorEastAsia" w:hAnsi="Cambria Math"/>
-          </w:rPr>
-          <m:t>0</m:t>
-        </m:r>
-        <m:r>
-          <w:rPr>
-            <w:rFonts w:ascii="Cambria Math" w:eastAsiaTheme="minorEastAsia" w:hAnsi="Cambria Math"/>
-          </w:rPr>
-          <m:t>.9962</m:t>
+          <m:t>P(x&gt; 30)=1-0.0038=0.9962</m:t>
         </m:r>
       </m:oMath>
     </w:p>
@@ -1965,6 +1912,11 @@
       </w:r>
     </w:p>
     <w:p>
+      <w:pPr>
+        <w:rPr>
+          <w:rFonts w:eastAsiaTheme="minorEastAsia"/>
+        </w:rPr>
+      </w:pPr>
       <m:oMathPara>
         <m:oMath>
           <m:r>
@@ -2050,6 +2002,653 @@
           </m:r>
         </m:oMath>
       </m:oMathPara>
+    </w:p>
+    <w:p>
+      <w:pPr>
+        <w:rPr>
+          <w:rFonts w:eastAsiaTheme="minorEastAsia"/>
+        </w:rPr>
+      </w:pPr>
+    </w:p>
+    <w:p>
+      <w:pPr>
+        <w:rPr>
+          <w:rFonts w:eastAsiaTheme="minorEastAsia"/>
+        </w:rPr>
+      </w:pPr>
+    </w:p>
+    <w:p>
+      <w:pPr>
+        <w:rPr>
+          <w:rFonts w:eastAsiaTheme="minorEastAsia"/>
+        </w:rPr>
+      </w:pPr>
+    </w:p>
+    <w:p>
+      <w:pPr>
+        <w:rPr>
+          <w:rFonts w:eastAsiaTheme="minorEastAsia"/>
+        </w:rPr>
+      </w:pPr>
+    </w:p>
+    <w:p>
+      <w:pPr>
+        <w:pStyle w:val="Heading3"/>
+      </w:pPr>
+      <w:r>
+        <w:lastRenderedPageBreak/>
+        <w:t>Poisson Distribution</w:t>
+      </w:r>
+    </w:p>
+    <w:p>
+      <w:r>
+        <w:t xml:space="preserve">ex.) A coffee shop gets an average of 7 customers per hour. Assume the number of customers that enter the shop in a given hour, </w:t>
+      </w:r>
+      <m:oMath>
+        <m:r>
+          <w:rPr>
+            <w:rFonts w:ascii="Cambria Math" w:hAnsi="Cambria Math"/>
+          </w:rPr>
+          <m:t>X</m:t>
+        </m:r>
+      </m:oMath>
+      <w:r>
+        <w:t>, is a Poisson random variable.</w:t>
+      </w:r>
+    </w:p>
+    <w:p/>
+    <w:p>
+      <m:oMathPara>
+        <m:oMath>
+          <m:r>
+            <w:rPr>
+              <w:rFonts w:ascii="Cambria Math" w:hAnsi="Cambria Math"/>
+            </w:rPr>
+            <m:t>P</m:t>
+          </m:r>
+          <m:d>
+            <m:dPr>
+              <m:ctrlPr>
+                <w:rPr>
+                  <w:rFonts w:ascii="Cambria Math" w:hAnsi="Cambria Math"/>
+                </w:rPr>
+              </m:ctrlPr>
+            </m:dPr>
+            <m:e>
+              <m:r>
+                <w:rPr>
+                  <w:rFonts w:ascii="Cambria Math" w:hAnsi="Cambria Math"/>
+                </w:rPr>
+                <m:t>X=k</m:t>
+              </m:r>
+            </m:e>
+          </m:d>
+          <m:r>
+            <w:rPr>
+              <w:rFonts w:ascii="Cambria Math" w:hAnsi="Cambria Math"/>
+            </w:rPr>
+            <m:t>=</m:t>
+          </m:r>
+          <m:f>
+            <m:fPr>
+              <m:ctrlPr>
+                <w:rPr>
+                  <w:rFonts w:ascii="Cambria Math" w:hAnsi="Cambria Math"/>
+                </w:rPr>
+              </m:ctrlPr>
+            </m:fPr>
+            <m:num>
+              <m:sSup>
+                <m:sSupPr>
+                  <m:ctrlPr>
+                    <w:rPr>
+                      <w:rFonts w:ascii="Cambria Math" w:hAnsi="Cambria Math"/>
+                    </w:rPr>
+                  </m:ctrlPr>
+                </m:sSupPr>
+                <m:e>
+                  <m:r>
+                    <w:rPr>
+                      <w:rFonts w:ascii="Cambria Math" w:hAnsi="Cambria Math"/>
+                    </w:rPr>
+                    <m:t>e</m:t>
+                  </m:r>
+                </m:e>
+                <m:sup>
+                  <m:r>
+                    <w:rPr>
+                      <w:rFonts w:ascii="Cambria Math" w:hAnsi="Cambria Math"/>
+                    </w:rPr>
+                    <m:t>-μ</m:t>
+                  </m:r>
+                </m:sup>
+              </m:sSup>
+              <m:sSup>
+                <m:sSupPr>
+                  <m:ctrlPr>
+                    <w:rPr>
+                      <w:rFonts w:ascii="Cambria Math" w:hAnsi="Cambria Math"/>
+                    </w:rPr>
+                  </m:ctrlPr>
+                </m:sSupPr>
+                <m:e>
+                  <m:r>
+                    <w:rPr>
+                      <w:rFonts w:ascii="Cambria Math" w:hAnsi="Cambria Math"/>
+                    </w:rPr>
+                    <m:t>μ</m:t>
+                  </m:r>
+                </m:e>
+                <m:sup>
+                  <m:r>
+                    <w:rPr>
+                      <w:rFonts w:ascii="Cambria Math" w:hAnsi="Cambria Math"/>
+                    </w:rPr>
+                    <m:t>k</m:t>
+                  </m:r>
+                </m:sup>
+              </m:sSup>
+            </m:num>
+            <m:den>
+              <m:r>
+                <w:rPr>
+                  <w:rFonts w:ascii="Cambria Math" w:hAnsi="Cambria Math"/>
+                </w:rPr>
+                <m:t>k!</m:t>
+              </m:r>
+            </m:den>
+          </m:f>
+        </m:oMath>
+      </m:oMathPara>
+    </w:p>
+    <w:p>
+      <m:oMathPara>
+        <m:oMath>
+          <m:r>
+            <w:rPr>
+              <w:rFonts w:ascii="Cambria Math" w:hAnsi="Cambria Math"/>
+            </w:rPr>
+            <m:t>μ=7</m:t>
+          </m:r>
+        </m:oMath>
+      </m:oMathPara>
+    </w:p>
+    <w:p>
+      <w:r>
+        <w:t xml:space="preserve">a.) Find the probability that 10 customers </w:t>
+      </w:r>
+      <w:r>
+        <w:t>will enter</w:t>
+      </w:r>
+      <w:r>
+        <w:t xml:space="preserve"> the shop in the next hour.</w:t>
+      </w:r>
+    </w:p>
+    <w:p>
+      <w:pPr>
+        <w:jc w:val="center"/>
+        <w:rPr>
+          <w:rFonts w:eastAsiaTheme="minorEastAsia"/>
+        </w:rPr>
+      </w:pPr>
+      <m:oMath>
+        <m:r>
+          <w:rPr>
+            <w:rFonts w:ascii="Cambria Math" w:hAnsi="Cambria Math"/>
+          </w:rPr>
+          <m:t>P</m:t>
+        </m:r>
+        <m:d>
+          <m:dPr>
+            <m:ctrlPr>
+              <w:rPr>
+                <w:rFonts w:ascii="Cambria Math" w:hAnsi="Cambria Math"/>
+              </w:rPr>
+            </m:ctrlPr>
+          </m:dPr>
+          <m:e>
+            <m:r>
+              <w:rPr>
+                <w:rFonts w:ascii="Cambria Math" w:hAnsi="Cambria Math"/>
+              </w:rPr>
+              <m:t>X=10</m:t>
+            </m:r>
+          </m:e>
+        </m:d>
+        <m:r>
+          <w:rPr>
+            <w:rFonts w:ascii="Cambria Math" w:hAnsi="Cambria Math"/>
+          </w:rPr>
+          <m:t>=</m:t>
+        </m:r>
+        <m:f>
+          <m:fPr>
+            <m:ctrlPr>
+              <w:rPr>
+                <w:rFonts w:ascii="Cambria Math" w:hAnsi="Cambria Math"/>
+              </w:rPr>
+            </m:ctrlPr>
+          </m:fPr>
+          <m:num>
+            <m:sSup>
+              <m:sSupPr>
+                <m:ctrlPr>
+                  <w:rPr>
+                    <w:rFonts w:ascii="Cambria Math" w:hAnsi="Cambria Math"/>
+                  </w:rPr>
+                </m:ctrlPr>
+              </m:sSupPr>
+              <m:e>
+                <m:r>
+                  <w:rPr>
+                    <w:rFonts w:ascii="Cambria Math" w:hAnsi="Cambria Math"/>
+                  </w:rPr>
+                  <m:t>e</m:t>
+                </m:r>
+              </m:e>
+              <m:sup>
+                <m:r>
+                  <w:rPr>
+                    <w:rFonts w:ascii="Cambria Math" w:hAnsi="Cambria Math"/>
+                  </w:rPr>
+                  <m:t>-7</m:t>
+                </m:r>
+              </m:sup>
+            </m:sSup>
+            <m:r>
+              <w:rPr>
+                <w:rFonts w:ascii="Cambria Math" w:hAnsi="Cambria Math"/>
+              </w:rPr>
+              <m:t>⋅</m:t>
+            </m:r>
+            <m:sSup>
+              <m:sSupPr>
+                <m:ctrlPr>
+                  <w:rPr>
+                    <w:rFonts w:ascii="Cambria Math" w:hAnsi="Cambria Math"/>
+                  </w:rPr>
+                </m:ctrlPr>
+              </m:sSupPr>
+              <m:e>
+                <m:r>
+                  <w:rPr>
+                    <w:rFonts w:ascii="Cambria Math" w:hAnsi="Cambria Math"/>
+                  </w:rPr>
+                  <m:t>7</m:t>
+                </m:r>
+              </m:e>
+              <m:sup>
+                <m:r>
+                  <w:rPr>
+                    <w:rFonts w:ascii="Cambria Math" w:hAnsi="Cambria Math"/>
+                  </w:rPr>
+                  <m:t>10</m:t>
+                </m:r>
+              </m:sup>
+            </m:sSup>
+          </m:num>
+          <m:den>
+            <m:r>
+              <w:rPr>
+                <w:rFonts w:ascii="Cambria Math" w:hAnsi="Cambria Math"/>
+              </w:rPr>
+              <m:t>10!</m:t>
+            </m:r>
+          </m:den>
+        </m:f>
+      </m:oMath>
+      <w:r>
+        <w:rPr>
+          <w:rFonts w:eastAsiaTheme="minorEastAsia"/>
+        </w:rPr>
+        <w:t xml:space="preserve"> = 0.0710</w:t>
+      </w:r>
+    </w:p>
+    <w:p>
+      <w:pPr>
+        <w:rPr>
+          <w:rFonts w:eastAsiaTheme="minorEastAsia"/>
+        </w:rPr>
+      </w:pPr>
+      <w:r>
+        <w:rPr>
+          <w:rFonts w:eastAsiaTheme="minorEastAsia"/>
+        </w:rPr>
+        <w:t>b.) Find the Probability of 8 or fewer Customers in the next hour.</w:t>
+      </w:r>
+    </w:p>
+    <w:p>
+      <w:pPr>
+        <w:rPr>
+          <w:rFonts w:eastAsiaTheme="minorEastAsia"/>
+        </w:rPr>
+      </w:pPr>
+      <w:r>
+        <w:rPr>
+          <w:rFonts w:eastAsiaTheme="minorEastAsia"/>
+        </w:rPr>
+        <w:tab/>
+        <w:t>P(X ≤ 8) = P(X = 0) + P(x = 1)+</w:t>
+      </w:r>
+      <w:proofErr w:type="gramStart"/>
+      <w:r>
+        <w:rPr>
+          <w:rFonts w:eastAsiaTheme="minorEastAsia"/>
+        </w:rPr>
+        <w:t>…..</w:t>
+      </w:r>
+      <w:proofErr w:type="gramEnd"/>
+      <w:r>
+        <w:rPr>
+          <w:rFonts w:eastAsiaTheme="minorEastAsia"/>
+        </w:rPr>
+        <w:t>+P(X = 8), or</w:t>
+      </w:r>
+    </w:p>
+    <w:p>
+      <w:pPr>
+        <w:rPr>
+          <w:rFonts w:eastAsiaTheme="minorEastAsia"/>
+        </w:rPr>
+      </w:pPr>
+      <w:r>
+        <w:rPr>
+          <w:rFonts w:eastAsiaTheme="minorEastAsia"/>
+        </w:rPr>
+        <w:tab/>
+      </w:r>
+      <w:r>
+        <w:rPr>
+          <w:rFonts w:eastAsiaTheme="minorEastAsia"/>
+        </w:rPr>
+        <w:tab/>
+        <w:t>Poissoncdf (7,8) = 0.729091</w:t>
+      </w:r>
+    </w:p>
+    <w:p>
+      <w:pPr>
+        <w:rPr>
+          <w:rFonts w:eastAsiaTheme="minorEastAsia"/>
+        </w:rPr>
+      </w:pPr>
+      <w:r>
+        <w:rPr>
+          <w:rFonts w:eastAsiaTheme="minorEastAsia"/>
+        </w:rPr>
+        <w:t xml:space="preserve">c.) Let </w:t>
+      </w:r>
+      <m:oMath>
+        <m:r>
+          <w:rPr>
+            <w:rFonts w:ascii="Cambria Math" w:eastAsiaTheme="minorEastAsia" w:hAnsi="Cambria Math"/>
+          </w:rPr>
+          <m:t>Y=</m:t>
+        </m:r>
+        <m:r>
+          <m:rPr>
+            <m:nor/>
+          </m:rPr>
+          <w:rPr>
+            <w:rFonts w:eastAsiaTheme="minorEastAsia"/>
+          </w:rPr>
+          <m:t>the number of customers during a 10-hour day</m:t>
+        </m:r>
+      </m:oMath>
+      <w:r>
+        <w:rPr>
+          <w:rFonts w:eastAsiaTheme="minorEastAsia"/>
+        </w:rPr>
+        <w:t xml:space="preserve">. </w:t>
+      </w:r>
+      <w:r>
+        <w:rPr>
+          <w:rFonts w:eastAsiaTheme="minorEastAsia"/>
+        </w:rPr>
+        <w:t xml:space="preserve">Find </w:t>
+      </w:r>
+      <m:oMath>
+        <m:r>
+          <w:rPr>
+            <w:rFonts w:ascii="Cambria Math" w:eastAsiaTheme="minorEastAsia" w:hAnsi="Cambria Math"/>
+          </w:rPr>
+          <m:t>P</m:t>
+        </m:r>
+        <m:d>
+          <m:dPr>
+            <m:ctrlPr>
+              <w:rPr>
+                <w:rFonts w:ascii="Cambria Math" w:eastAsiaTheme="minorEastAsia" w:hAnsi="Cambria Math"/>
+              </w:rPr>
+            </m:ctrlPr>
+          </m:dPr>
+          <m:e>
+            <m:r>
+              <w:rPr>
+                <w:rFonts w:ascii="Cambria Math" w:eastAsiaTheme="minorEastAsia" w:hAnsi="Cambria Math"/>
+              </w:rPr>
+              <m:t>Y=65</m:t>
+            </m:r>
+          </m:e>
+        </m:d>
+      </m:oMath>
+    </w:p>
+    <w:p>
+      <w:pPr>
+        <w:rPr>
+          <w:rFonts w:eastAsiaTheme="minorEastAsia"/>
+        </w:rPr>
+      </w:pPr>
+      <w:r>
+        <w:rPr>
+          <w:rFonts w:eastAsiaTheme="minorEastAsia"/>
+        </w:rPr>
+        <w:t xml:space="preserve"> </w:t>
+      </w:r>
+      <w:r>
+        <w:rPr>
+          <w:rFonts w:eastAsiaTheme="minorEastAsia"/>
+        </w:rPr>
+        <w:t xml:space="preserve">Since </w:t>
+      </w:r>
+      <m:oMath>
+        <m:r>
+          <w:rPr>
+            <w:rFonts w:ascii="Cambria Math" w:eastAsiaTheme="minorEastAsia" w:hAnsi="Cambria Math"/>
+          </w:rPr>
+          <m:t>μ=7</m:t>
+        </m:r>
+        <m:r>
+          <w:rPr>
+            <w:rFonts w:ascii="Cambria Math" w:eastAsiaTheme="minorEastAsia" w:hAnsi="Cambria Math"/>
+          </w:rPr>
+          <m:t xml:space="preserve"> </m:t>
+        </m:r>
+      </m:oMath>
+      <w:r>
+        <w:rPr>
+          <w:rFonts w:eastAsiaTheme="minorEastAsia"/>
+        </w:rPr>
+        <w:t>for one hour,</w:t>
+      </w:r>
+      <w:r>
+        <w:rPr>
+          <w:rFonts w:eastAsiaTheme="minorEastAsia"/>
+        </w:rPr>
+        <w:t xml:space="preserve"> </w:t>
+      </w:r>
+      <m:oMath>
+        <m:sSub>
+          <m:sSubPr>
+            <m:ctrlPr>
+              <w:rPr>
+                <w:rFonts w:ascii="Cambria Math" w:eastAsiaTheme="minorEastAsia" w:hAnsi="Cambria Math"/>
+              </w:rPr>
+            </m:ctrlPr>
+          </m:sSubPr>
+          <m:e>
+            <m:r>
+              <w:rPr>
+                <w:rFonts w:ascii="Cambria Math" w:eastAsiaTheme="minorEastAsia" w:hAnsi="Cambria Math"/>
+              </w:rPr>
+              <m:t>μ</m:t>
+            </m:r>
+          </m:e>
+          <m:sub>
+            <m:r>
+              <w:rPr>
+                <w:rFonts w:ascii="Cambria Math" w:eastAsiaTheme="minorEastAsia" w:hAnsi="Cambria Math"/>
+              </w:rPr>
+              <m:t>Y</m:t>
+            </m:r>
+          </m:sub>
+        </m:sSub>
+        <m:r>
+          <w:rPr>
+            <w:rFonts w:ascii="Cambria Math" w:eastAsiaTheme="minorEastAsia" w:hAnsi="Cambria Math"/>
+          </w:rPr>
+          <m:t>=7⋅10=70</m:t>
+        </m:r>
+        <m:r>
+          <w:rPr>
+            <w:rFonts w:ascii="Cambria Math" w:eastAsiaTheme="minorEastAsia" w:hAnsi="Cambria Math"/>
+          </w:rPr>
+          <m:t xml:space="preserve"> </m:t>
+        </m:r>
+      </m:oMath>
+      <w:r>
+        <w:rPr>
+          <w:rFonts w:eastAsiaTheme="minorEastAsia"/>
+        </w:rPr>
+        <w:t>for 10 hours</w:t>
+      </w:r>
+    </w:p>
+    <w:p>
+      <w:pPr>
+        <w:rPr>
+          <w:rFonts w:eastAsiaTheme="minorEastAsia"/>
+        </w:rPr>
+      </w:pPr>
+      <m:oMathPara>
+        <m:oMath>
+          <m:r>
+            <w:rPr>
+              <w:rFonts w:ascii="Cambria Math" w:eastAsiaTheme="minorEastAsia" w:hAnsi="Cambria Math"/>
+            </w:rPr>
+            <m:t>P</m:t>
+          </m:r>
+          <m:d>
+            <m:dPr>
+              <m:ctrlPr>
+                <w:rPr>
+                  <w:rFonts w:ascii="Cambria Math" w:eastAsiaTheme="minorEastAsia" w:hAnsi="Cambria Math"/>
+                </w:rPr>
+              </m:ctrlPr>
+            </m:dPr>
+            <m:e>
+              <m:r>
+                <w:rPr>
+                  <w:rFonts w:ascii="Cambria Math" w:eastAsiaTheme="minorEastAsia" w:hAnsi="Cambria Math"/>
+                </w:rPr>
+                <m:t>Y=65</m:t>
+              </m:r>
+            </m:e>
+          </m:d>
+          <m:r>
+            <w:rPr>
+              <w:rFonts w:ascii="Cambria Math" w:eastAsiaTheme="minorEastAsia" w:hAnsi="Cambria Math"/>
+            </w:rPr>
+            <m:t>=</m:t>
+          </m:r>
+          <m:f>
+            <m:fPr>
+              <m:ctrlPr>
+                <w:rPr>
+                  <w:rFonts w:ascii="Cambria Math" w:eastAsiaTheme="minorEastAsia" w:hAnsi="Cambria Math"/>
+                </w:rPr>
+              </m:ctrlPr>
+            </m:fPr>
+            <m:num>
+              <m:sSup>
+                <m:sSupPr>
+                  <m:ctrlPr>
+                    <w:rPr>
+                      <w:rFonts w:ascii="Cambria Math" w:eastAsiaTheme="minorEastAsia" w:hAnsi="Cambria Math"/>
+                    </w:rPr>
+                  </m:ctrlPr>
+                </m:sSupPr>
+                <m:e>
+                  <m:r>
+                    <w:rPr>
+                      <w:rFonts w:ascii="Cambria Math" w:eastAsiaTheme="minorEastAsia" w:hAnsi="Cambria Math"/>
+                    </w:rPr>
+                    <m:t>e</m:t>
+                  </m:r>
+                </m:e>
+                <m:sup>
+                  <m:r>
+                    <w:rPr>
+                      <w:rFonts w:ascii="Cambria Math" w:eastAsiaTheme="minorEastAsia" w:hAnsi="Cambria Math"/>
+                    </w:rPr>
+                    <m:t>-70</m:t>
+                  </m:r>
+                </m:sup>
+              </m:sSup>
+              <m:r>
+                <w:rPr>
+                  <w:rFonts w:ascii="Cambria Math" w:eastAsiaTheme="minorEastAsia" w:hAnsi="Cambria Math"/>
+                </w:rPr>
+                <m:t>⋅</m:t>
+              </m:r>
+              <m:sSup>
+                <m:sSupPr>
+                  <m:ctrlPr>
+                    <w:rPr>
+                      <w:rFonts w:ascii="Cambria Math" w:eastAsiaTheme="minorEastAsia" w:hAnsi="Cambria Math"/>
+                    </w:rPr>
+                  </m:ctrlPr>
+                </m:sSupPr>
+                <m:e>
+                  <m:r>
+                    <w:rPr>
+                      <w:rFonts w:ascii="Cambria Math" w:eastAsiaTheme="minorEastAsia" w:hAnsi="Cambria Math"/>
+                    </w:rPr>
+                    <m:t>70</m:t>
+                  </m:r>
+                </m:e>
+                <m:sup>
+                  <m:r>
+                    <w:rPr>
+                      <w:rFonts w:ascii="Cambria Math" w:eastAsiaTheme="minorEastAsia" w:hAnsi="Cambria Math"/>
+                    </w:rPr>
+                    <m:t>65</m:t>
+                  </m:r>
+                </m:sup>
+              </m:sSup>
+            </m:num>
+            <m:den>
+              <m:r>
+                <w:rPr>
+                  <w:rFonts w:ascii="Cambria Math" w:eastAsiaTheme="minorEastAsia" w:hAnsi="Cambria Math"/>
+                </w:rPr>
+                <m:t>65!</m:t>
+              </m:r>
+            </m:den>
+          </m:f>
+          <m:r>
+            <w:rPr>
+              <w:rFonts w:ascii="Cambria Math" w:eastAsiaTheme="minorEastAsia" w:hAnsi="Cambria Math"/>
+            </w:rPr>
+            <m:t>= 0.0412</m:t>
+          </m:r>
+        </m:oMath>
+      </m:oMathPara>
+    </w:p>
+    <w:p>
+      <w:pPr>
+        <w:rPr>
+          <w:rFonts w:eastAsiaTheme="minorEastAsia"/>
+        </w:rPr>
+      </w:pPr>
     </w:p>
     <w:p/>
     <w:sectPr>
@@ -2490,7 +3089,6 @@
     <w:next w:val="Normal"/>
     <w:link w:val="Heading2Char"/>
     <w:uiPriority w:val="9"/>
-    <w:semiHidden/>
     <w:unhideWhenUsed/>
     <w:qFormat/>
     <w:rsid w:val="00BB52ED"/>
@@ -2513,7 +3111,6 @@
     <w:next w:val="Normal"/>
     <w:link w:val="Heading3Char"/>
     <w:uiPriority w:val="9"/>
-    <w:semiHidden/>
     <w:unhideWhenUsed/>
     <w:qFormat/>
     <w:rsid w:val="00BB52ED"/>
@@ -2707,7 +3304,6 @@
     <w:basedOn w:val="DefaultParagraphFont"/>
     <w:link w:val="Heading2"/>
     <w:uiPriority w:val="9"/>
-    <w:semiHidden/>
     <w:rsid w:val="00BB52ED"/>
     <w:rPr>
       <w:rFonts w:asciiTheme="majorHAnsi" w:eastAsiaTheme="majorEastAsia" w:hAnsiTheme="majorHAnsi" w:cstheme="majorBidi"/>
@@ -2721,7 +3317,6 @@
     <w:basedOn w:val="DefaultParagraphFont"/>
     <w:link w:val="Heading3"/>
     <w:uiPriority w:val="9"/>
-    <w:semiHidden/>
     <w:rsid w:val="00BB52ED"/>
     <w:rPr>
       <w:rFonts w:asciiTheme="minorHAnsi" w:eastAsiaTheme="majorEastAsia" w:hAnsiTheme="minorHAnsi" w:cstheme="majorBidi"/>

--- a/Day 7/Day 7.docx
+++ b/Day 7/Day 7.docx
@@ -2328,21 +2328,7 @@
           <w:rFonts w:eastAsiaTheme="minorEastAsia"/>
         </w:rPr>
         <w:tab/>
-        <w:t>P(X ≤ 8) = P(X = 0) + P(x = 1)+</w:t>
-      </w:r>
-      <w:proofErr w:type="gramStart"/>
-      <w:r>
-        <w:rPr>
-          <w:rFonts w:eastAsiaTheme="minorEastAsia"/>
-        </w:rPr>
-        <w:t>…..</w:t>
-      </w:r>
-      <w:proofErr w:type="gramEnd"/>
-      <w:r>
-        <w:rPr>
-          <w:rFonts w:eastAsiaTheme="minorEastAsia"/>
-        </w:rPr>
-        <w:t>+P(X = 8), or</w:t>
+        <w:t>P(X ≤ 8) = P(X = 0) + P(x = 1)+…..+P(X = 8), or</w:t>
       </w:r>
     </w:p>
     <w:p>
@@ -2650,6 +2636,3513 @@
         </w:rPr>
       </w:pPr>
     </w:p>
+    <w:p>
+      <w:pPr>
+        <w:rPr>
+          <w:rFonts w:eastAsiaTheme="minorEastAsia"/>
+        </w:rPr>
+      </w:pPr>
+    </w:p>
+    <w:p>
+      <w:pPr>
+        <w:rPr>
+          <w:rFonts w:eastAsiaTheme="minorEastAsia"/>
+        </w:rPr>
+      </w:pPr>
+    </w:p>
+    <w:p>
+      <w:pPr>
+        <w:rPr>
+          <w:rFonts w:eastAsiaTheme="minorEastAsia"/>
+        </w:rPr>
+      </w:pPr>
+    </w:p>
+    <w:p>
+      <w:pPr>
+        <w:rPr>
+          <w:rFonts w:eastAsiaTheme="minorEastAsia"/>
+        </w:rPr>
+      </w:pPr>
+    </w:p>
+    <w:p>
+      <w:pPr>
+        <w:rPr>
+          <w:rFonts w:eastAsiaTheme="minorEastAsia"/>
+        </w:rPr>
+      </w:pPr>
+    </w:p>
+    <w:p>
+      <w:pPr>
+        <w:rPr>
+          <w:rFonts w:eastAsiaTheme="minorEastAsia"/>
+        </w:rPr>
+      </w:pPr>
+    </w:p>
+    <w:p>
+      <w:pPr>
+        <w:rPr>
+          <w:rFonts w:eastAsiaTheme="minorEastAsia"/>
+        </w:rPr>
+      </w:pPr>
+    </w:p>
+    <w:p>
+      <w:pPr>
+        <w:rPr>
+          <w:rFonts w:eastAsiaTheme="minorEastAsia"/>
+        </w:rPr>
+      </w:pPr>
+    </w:p>
+    <w:p>
+      <w:pPr>
+        <w:rPr>
+          <w:rFonts w:eastAsiaTheme="minorEastAsia"/>
+        </w:rPr>
+      </w:pPr>
+    </w:p>
+    <w:p>
+      <w:pPr>
+        <w:rPr>
+          <w:rFonts w:eastAsiaTheme="minorEastAsia"/>
+        </w:rPr>
+      </w:pPr>
+    </w:p>
+    <w:p>
+      <w:pPr>
+        <w:pStyle w:val="Heading3"/>
+      </w:pPr>
+      <w:r>
+        <w:lastRenderedPageBreak/>
+        <w:t>Continuous Probability Distributions</w:t>
+      </w:r>
+    </w:p>
+    <w:p>
+      <w:r>
+        <w:t xml:space="preserve">A continuous random variable can take on any value in a range of values. Since the number of possible values for the variable is uncountably infinite, we say the probability of the variable </w:t>
+      </w:r>
+      <w:r>
+        <w:t>equaling</w:t>
+      </w:r>
+      <w:r>
+        <w:t xml:space="preserve"> any specific value exactly is essentially zero.</w:t>
+      </w:r>
+    </w:p>
+    <w:p>
+      <w:r>
+        <w:t xml:space="preserve">(For continuous </w:t>
+      </w:r>
+      <m:oMath>
+        <m:r>
+          <w:rPr>
+            <w:rFonts w:ascii="Cambria Math" w:hAnsi="Cambria Math"/>
+          </w:rPr>
+          <m:t>X</m:t>
+        </m:r>
+      </m:oMath>
+      <w:r>
+        <w:t xml:space="preserve">, </w:t>
+      </w:r>
+      <m:oMath>
+        <m:r>
+          <w:rPr>
+            <w:rFonts w:ascii="Cambria Math" w:hAnsi="Cambria Math"/>
+          </w:rPr>
+          <m:t>P</m:t>
+        </m:r>
+        <m:d>
+          <m:dPr>
+            <m:ctrlPr>
+              <w:rPr>
+                <w:rFonts w:ascii="Cambria Math" w:hAnsi="Cambria Math"/>
+              </w:rPr>
+            </m:ctrlPr>
+          </m:dPr>
+          <m:e>
+            <m:r>
+              <w:rPr>
+                <w:rFonts w:ascii="Cambria Math" w:hAnsi="Cambria Math"/>
+              </w:rPr>
+              <m:t>X=x</m:t>
+            </m:r>
+          </m:e>
+        </m:d>
+        <m:r>
+          <w:rPr>
+            <w:rFonts w:ascii="Cambria Math" w:hAnsi="Cambria Math"/>
+          </w:rPr>
+          <m:t>≈0</m:t>
+        </m:r>
+        <m:r>
+          <w:rPr>
+            <w:rFonts w:ascii="Cambria Math" w:hAnsi="Cambria Math"/>
+          </w:rPr>
+          <m:t xml:space="preserve"> </m:t>
+        </m:r>
+      </m:oMath>
+      <w:r>
+        <w:t xml:space="preserve">for all </w:t>
+      </w:r>
+      <m:oMath>
+        <m:r>
+          <w:rPr>
+            <w:rFonts w:ascii="Cambria Math" w:hAnsi="Cambria Math"/>
+          </w:rPr>
+          <m:t>x</m:t>
+        </m:r>
+      </m:oMath>
+      <w:r>
+        <w:t>)</w:t>
+      </w:r>
+    </w:p>
+    <w:p>
+      <w:r>
+        <w:t>We will instead be interested in the probability that our variable falls within a particular interval.</w:t>
+      </w:r>
+    </w:p>
+    <w:p>
+      <w:pPr>
+        <w:pStyle w:val="Heading4"/>
+      </w:pPr>
+      <w:r>
+        <w:t>Density Curves.</w:t>
+      </w:r>
+    </w:p>
+    <w:p/>
+    <w:p>
+      <w:r>
+        <w:t xml:space="preserve">For a continuous random variable, </w:t>
+      </w:r>
+      <m:oMath>
+        <m:r>
+          <w:rPr>
+            <w:rFonts w:ascii="Cambria Math" w:hAnsi="Cambria Math"/>
+          </w:rPr>
+          <m:t>X</m:t>
+        </m:r>
+      </m:oMath>
+      <w:r>
+        <w:t xml:space="preserve">, we have Probability Density Function (PDF) which we call </w:t>
+      </w:r>
+      <m:oMath>
+        <m:r>
+          <w:rPr>
+            <w:rFonts w:ascii="Cambria Math" w:hAnsi="Cambria Math"/>
+          </w:rPr>
+          <m:t>f</m:t>
+        </m:r>
+        <m:d>
+          <m:dPr>
+            <m:ctrlPr>
+              <w:rPr>
+                <w:rFonts w:ascii="Cambria Math" w:hAnsi="Cambria Math"/>
+              </w:rPr>
+            </m:ctrlPr>
+          </m:dPr>
+          <m:e>
+            <m:r>
+              <w:rPr>
+                <w:rFonts w:ascii="Cambria Math" w:hAnsi="Cambria Math"/>
+              </w:rPr>
+              <m:t>X</m:t>
+            </m:r>
+          </m:e>
+        </m:d>
+      </m:oMath>
+      <w:r>
+        <w:t xml:space="preserve">. Probabilities of </w:t>
+      </w:r>
+      <m:oMath>
+        <m:r>
+          <w:rPr>
+            <w:rFonts w:ascii="Cambria Math" w:hAnsi="Cambria Math"/>
+          </w:rPr>
+          <m:t>X</m:t>
+        </m:r>
+      </m:oMath>
+      <w:r>
+        <w:t xml:space="preserve"> falling within an interval </w:t>
+      </w:r>
+      <m:oMath>
+        <m:d>
+          <m:dPr>
+            <m:begChr m:val="["/>
+            <m:endChr m:val="]"/>
+            <m:ctrlPr>
+              <w:rPr>
+                <w:rFonts w:ascii="Cambria Math" w:hAnsi="Cambria Math"/>
+              </w:rPr>
+            </m:ctrlPr>
+          </m:dPr>
+          <m:e>
+            <m:r>
+              <w:rPr>
+                <w:rFonts w:ascii="Cambria Math" w:hAnsi="Cambria Math"/>
+              </w:rPr>
+              <m:t>a,b</m:t>
+            </m:r>
+          </m:e>
+        </m:d>
+      </m:oMath>
+      <w:r>
+        <w:t xml:space="preserve">, are equal to the area under </w:t>
+      </w:r>
+      <m:oMath>
+        <m:r>
+          <w:rPr>
+            <w:rFonts w:ascii="Cambria Math" w:hAnsi="Cambria Math"/>
+          </w:rPr>
+          <m:t>f</m:t>
+        </m:r>
+        <m:d>
+          <m:dPr>
+            <m:ctrlPr>
+              <w:rPr>
+                <w:rFonts w:ascii="Cambria Math" w:hAnsi="Cambria Math"/>
+              </w:rPr>
+            </m:ctrlPr>
+          </m:dPr>
+          <m:e>
+            <m:r>
+              <w:rPr>
+                <w:rFonts w:ascii="Cambria Math" w:hAnsi="Cambria Math"/>
+              </w:rPr>
+              <m:t>X</m:t>
+            </m:r>
+          </m:e>
+        </m:d>
+      </m:oMath>
+      <w:r>
+        <w:t xml:space="preserve"> on </w:t>
+      </w:r>
+      <m:oMath>
+        <m:d>
+          <m:dPr>
+            <m:begChr m:val="["/>
+            <m:endChr m:val="]"/>
+            <m:ctrlPr>
+              <w:rPr>
+                <w:rFonts w:ascii="Cambria Math" w:hAnsi="Cambria Math"/>
+              </w:rPr>
+            </m:ctrlPr>
+          </m:dPr>
+          <m:e>
+            <m:r>
+              <w:rPr>
+                <w:rFonts w:ascii="Cambria Math" w:hAnsi="Cambria Math"/>
+              </w:rPr>
+              <m:t>a,b</m:t>
+            </m:r>
+          </m:e>
+        </m:d>
+      </m:oMath>
+      <w:r>
+        <w:t>.</w:t>
+      </w:r>
+    </w:p>
+    <w:p>
+      <w:pPr>
+        <w:rPr>
+          <w:rFonts w:eastAsiaTheme="minorEastAsia"/>
+        </w:rPr>
+      </w:pPr>
+      <w:r>
+        <w:t xml:space="preserve">In other words, </w:t>
+      </w:r>
+      <m:oMath>
+        <m:r>
+          <w:rPr>
+            <w:rFonts w:ascii="Cambria Math" w:hAnsi="Cambria Math"/>
+          </w:rPr>
+          <m:t>P</m:t>
+        </m:r>
+        <m:d>
+          <m:dPr>
+            <m:ctrlPr>
+              <w:rPr>
+                <w:rFonts w:ascii="Cambria Math" w:hAnsi="Cambria Math"/>
+              </w:rPr>
+            </m:ctrlPr>
+          </m:dPr>
+          <m:e>
+            <m:r>
+              <w:rPr>
+                <w:rFonts w:ascii="Cambria Math" w:hAnsi="Cambria Math"/>
+              </w:rPr>
+              <m:t>a&lt;X&lt;b</m:t>
+            </m:r>
+          </m:e>
+        </m:d>
+        <m:r>
+          <w:rPr>
+            <w:rFonts w:ascii="Cambria Math" w:hAnsi="Cambria Math"/>
+          </w:rPr>
+          <m:t>=</m:t>
+        </m:r>
+        <m:nary>
+          <m:naryPr>
+            <m:limLoc m:val="subSup"/>
+            <m:ctrlPr>
+              <w:rPr>
+                <w:rFonts w:ascii="Cambria Math" w:hAnsi="Cambria Math"/>
+              </w:rPr>
+            </m:ctrlPr>
+          </m:naryPr>
+          <m:sub>
+            <m:r>
+              <w:rPr>
+                <w:rFonts w:ascii="Cambria Math" w:hAnsi="Cambria Math"/>
+              </w:rPr>
+              <m:t>a</m:t>
+            </m:r>
+          </m:sub>
+          <m:sup>
+            <m:r>
+              <w:rPr>
+                <w:rFonts w:ascii="Cambria Math" w:hAnsi="Cambria Math"/>
+              </w:rPr>
+              <m:t>b</m:t>
+            </m:r>
+          </m:sup>
+          <m:e>
+            <m:r>
+              <w:rPr>
+                <w:rFonts w:ascii="Cambria Math" w:hAnsi="Cambria Math"/>
+              </w:rPr>
+              <m:t>f</m:t>
+            </m:r>
+          </m:e>
+        </m:nary>
+        <m:d>
+          <m:dPr>
+            <m:ctrlPr>
+              <w:rPr>
+                <w:rFonts w:ascii="Cambria Math" w:hAnsi="Cambria Math"/>
+              </w:rPr>
+            </m:ctrlPr>
+          </m:dPr>
+          <m:e>
+            <m:r>
+              <w:rPr>
+                <w:rFonts w:ascii="Cambria Math" w:hAnsi="Cambria Math"/>
+              </w:rPr>
+              <m:t>X</m:t>
+            </m:r>
+          </m:e>
+        </m:d>
+        <m:r>
+          <w:rPr>
+            <w:rFonts w:ascii="Cambria Math" w:hAnsi="Cambria Math"/>
+          </w:rPr>
+          <m:t> dx</m:t>
+        </m:r>
+      </m:oMath>
+    </w:p>
+    <w:p>
+      <w:pPr>
+        <w:jc w:val="center"/>
+      </w:pPr>
+      <w:r>
+        <w:drawing>
+          <wp:inline distT="0" distB="0" distL="0" distR="0" wp14:anchorId="2868D1E4" wp14:editId="5848D591">
+            <wp:extent cx="2657846" cy="1124107"/>
+            <wp:effectExtent l="0" t="0" r="9525" b="0"/>
+            <wp:docPr id="508009113" name="Picture 1"/>
+            <wp:cNvGraphicFramePr>
+              <a:graphicFrameLocks xmlns:a="http://schemas.openxmlformats.org/drawingml/2006/main" noChangeAspect="1"/>
+            </wp:cNvGraphicFramePr>
+            <a:graphic xmlns:a="http://schemas.openxmlformats.org/drawingml/2006/main">
+              <a:graphicData uri="http://schemas.openxmlformats.org/drawingml/2006/picture">
+                <pic:pic xmlns:pic="http://schemas.openxmlformats.org/drawingml/2006/picture">
+                  <pic:nvPicPr>
+                    <pic:cNvPr id="508009113" name=""/>
+                    <pic:cNvPicPr/>
+                  </pic:nvPicPr>
+                  <pic:blipFill>
+                    <a:blip r:embed="rId5"/>
+                    <a:stretch>
+                      <a:fillRect/>
+                    </a:stretch>
+                  </pic:blipFill>
+                  <pic:spPr>
+                    <a:xfrm>
+                      <a:off x="0" y="0"/>
+                      <a:ext cx="2657846" cy="1124107"/>
+                    </a:xfrm>
+                    <a:prstGeom prst="rect">
+                      <a:avLst/>
+                    </a:prstGeom>
+                  </pic:spPr>
+                </pic:pic>
+              </a:graphicData>
+            </a:graphic>
+          </wp:inline>
+        </w:drawing>
+      </w:r>
+    </w:p>
+    <w:p>
+      <w:pPr>
+        <w:rPr>
+          <w:rFonts w:eastAsiaTheme="minorEastAsia"/>
+        </w:rPr>
+      </w:pPr>
+      <m:oMathPara>
+        <m:oMath>
+          <m:r>
+            <w:rPr>
+              <w:rFonts w:ascii="Cambria Math" w:hAnsi="Cambria Math"/>
+            </w:rPr>
+            <m:t>P</m:t>
+          </m:r>
+          <m:d>
+            <m:dPr>
+              <m:ctrlPr>
+                <w:rPr>
+                  <w:rFonts w:ascii="Cambria Math" w:hAnsi="Cambria Math"/>
+                </w:rPr>
+              </m:ctrlPr>
+            </m:dPr>
+            <m:e>
+              <m:r>
+                <w:rPr>
+                  <w:rFonts w:ascii="Cambria Math" w:hAnsi="Cambria Math"/>
+                </w:rPr>
+                <m:t>a&lt;X&lt;b</m:t>
+              </m:r>
+            </m:e>
+          </m:d>
+          <m:r>
+            <w:rPr>
+              <w:rFonts w:ascii="Cambria Math" w:hAnsi="Cambria Math"/>
+            </w:rPr>
+            <m:t>=</m:t>
+          </m:r>
+          <m:r>
+            <m:rPr>
+              <m:nor/>
+            </m:rPr>
+            <m:t>Shaded area</m:t>
+          </m:r>
+        </m:oMath>
+      </m:oMathPara>
+    </w:p>
+    <w:p>
+      <w:pPr>
+        <w:rPr>
+          <w:rFonts w:eastAsiaTheme="minorEastAsia"/>
+        </w:rPr>
+      </w:pPr>
+    </w:p>
+    <w:p>
+      <w:pPr>
+        <w:rPr>
+          <w:rFonts w:eastAsiaTheme="minorEastAsia"/>
+        </w:rPr>
+      </w:pPr>
+    </w:p>
+    <w:p>
+      <w:pPr>
+        <w:rPr>
+          <w:rFonts w:eastAsiaTheme="minorEastAsia"/>
+        </w:rPr>
+      </w:pPr>
+    </w:p>
+    <w:p>
+      <w:pPr>
+        <w:rPr>
+          <w:rFonts w:eastAsiaTheme="minorEastAsia"/>
+        </w:rPr>
+      </w:pPr>
+    </w:p>
+    <w:p>
+      <w:pPr>
+        <w:rPr>
+          <w:rFonts w:eastAsiaTheme="minorEastAsia"/>
+        </w:rPr>
+      </w:pPr>
+    </w:p>
+    <w:p>
+      <w:pPr>
+        <w:rPr>
+          <w:rFonts w:eastAsiaTheme="minorEastAsia"/>
+        </w:rPr>
+      </w:pPr>
+    </w:p>
+    <w:p>
+      <w:pPr>
+        <w:rPr>
+          <w:rFonts w:eastAsiaTheme="minorEastAsia"/>
+        </w:rPr>
+      </w:pPr>
+    </w:p>
+    <w:p>
+      <w:pPr>
+        <w:rPr>
+          <w:rFonts w:eastAsiaTheme="minorEastAsia"/>
+        </w:rPr>
+      </w:pPr>
+    </w:p>
+    <w:p>
+      <w:pPr>
+        <w:rPr>
+          <w:rFonts w:eastAsiaTheme="minorEastAsia"/>
+        </w:rPr>
+      </w:pPr>
+    </w:p>
+    <w:p>
+      <w:pPr>
+        <w:rPr>
+          <w:rFonts w:eastAsiaTheme="minorEastAsia"/>
+        </w:rPr>
+      </w:pPr>
+    </w:p>
+    <w:p>
+      <w:pPr>
+        <w:rPr>
+          <w:rFonts w:eastAsiaTheme="minorEastAsia"/>
+        </w:rPr>
+      </w:pPr>
+    </w:p>
+    <w:p>
+      <w:pPr>
+        <w:pStyle w:val="Heading4"/>
+      </w:pPr>
+      <w:r>
+        <w:lastRenderedPageBreak/>
+        <w:t>Properties of a PDF</w:t>
+      </w:r>
+    </w:p>
+    <w:p>
+      <w:r>
+        <w:t xml:space="preserve">1.) </w:t>
+      </w:r>
+      <m:oMath>
+        <m:r>
+          <w:rPr>
+            <w:rFonts w:ascii="Cambria Math" w:hAnsi="Cambria Math"/>
+          </w:rPr>
+          <m:t>f</m:t>
+        </m:r>
+        <m:d>
+          <m:dPr>
+            <m:ctrlPr>
+              <w:rPr>
+                <w:rFonts w:ascii="Cambria Math" w:hAnsi="Cambria Math"/>
+              </w:rPr>
+            </m:ctrlPr>
+          </m:dPr>
+          <m:e>
+            <m:r>
+              <w:rPr>
+                <w:rFonts w:ascii="Cambria Math" w:hAnsi="Cambria Math"/>
+              </w:rPr>
+              <m:t>x</m:t>
+            </m:r>
+          </m:e>
+        </m:d>
+        <m:r>
+          <w:rPr>
+            <w:rFonts w:ascii="Cambria Math" w:hAnsi="Cambria Math"/>
+          </w:rPr>
+          <m:t>≥0</m:t>
+        </m:r>
+      </m:oMath>
+      <w:r>
+        <w:t xml:space="preserve"> for all </w:t>
+      </w:r>
+      <m:oMath>
+        <m:r>
+          <w:rPr>
+            <w:rFonts w:ascii="Cambria Math" w:hAnsi="Cambria Math"/>
+          </w:rPr>
+          <m:t>x</m:t>
+        </m:r>
+      </m:oMath>
+    </w:p>
+    <w:p>
+      <w:r>
+        <w:t xml:space="preserve">2.) </w:t>
+      </w:r>
+      <m:oMath>
+        <m:nary>
+          <m:naryPr>
+            <m:limLoc m:val="subSup"/>
+            <m:ctrlPr>
+              <w:rPr>
+                <w:rFonts w:ascii="Cambria Math" w:hAnsi="Cambria Math"/>
+              </w:rPr>
+            </m:ctrlPr>
+          </m:naryPr>
+          <m:sub>
+            <m:r>
+              <w:rPr>
+                <w:rFonts w:ascii="Cambria Math" w:hAnsi="Cambria Math"/>
+              </w:rPr>
+              <m:t>-∞</m:t>
+            </m:r>
+          </m:sub>
+          <m:sup>
+            <m:r>
+              <w:rPr>
+                <w:rFonts w:ascii="Cambria Math" w:hAnsi="Cambria Math"/>
+              </w:rPr>
+              <m:t>∞</m:t>
+            </m:r>
+          </m:sup>
+          <m:e>
+            <m:r>
+              <w:rPr>
+                <w:rFonts w:ascii="Cambria Math" w:hAnsi="Cambria Math"/>
+              </w:rPr>
+              <m:t>f</m:t>
+            </m:r>
+          </m:e>
+        </m:nary>
+        <m:d>
+          <m:dPr>
+            <m:ctrlPr>
+              <w:rPr>
+                <w:rFonts w:ascii="Cambria Math" w:hAnsi="Cambria Math"/>
+              </w:rPr>
+            </m:ctrlPr>
+          </m:dPr>
+          <m:e>
+            <m:r>
+              <w:rPr>
+                <w:rFonts w:ascii="Cambria Math" w:hAnsi="Cambria Math"/>
+              </w:rPr>
+              <m:t>x</m:t>
+            </m:r>
+          </m:e>
+        </m:d>
+        <m:r>
+          <w:rPr>
+            <w:rFonts w:ascii="Cambria Math" w:hAnsi="Cambria Math"/>
+          </w:rPr>
+          <m:t> dx=1</m:t>
+        </m:r>
+      </m:oMath>
+      <w:r>
+        <w:t xml:space="preserve"> (total area is 1)</w:t>
+      </w:r>
+    </w:p>
+    <w:p/>
+    <w:p>
+      <w:r>
+        <w:t>Recall the Normal Distribution</w:t>
+      </w:r>
+    </w:p>
+    <w:p>
+      <w:r>
+        <w:t xml:space="preserve">A normal random variable, </w:t>
+      </w:r>
+      <m:oMath>
+        <m:r>
+          <w:rPr>
+            <w:rFonts w:ascii="Cambria Math" w:hAnsi="Cambria Math"/>
+          </w:rPr>
+          <m:t>X</m:t>
+        </m:r>
+      </m:oMath>
+      <w:r>
+        <w:t xml:space="preserve">, is continuous and has a symmetric, unimodal PDF, centered at mean </w:t>
+      </w:r>
+      <m:oMath>
+        <m:r>
+          <w:rPr>
+            <w:rFonts w:ascii="Cambria Math" w:hAnsi="Cambria Math"/>
+          </w:rPr>
+          <m:t>μ</m:t>
+        </m:r>
+      </m:oMath>
+      <w:r>
+        <w:t xml:space="preserve"> with standard deviation </w:t>
+      </w:r>
+      <m:oMath>
+        <m:r>
+          <w:rPr>
+            <w:rFonts w:ascii="Cambria Math" w:hAnsi="Cambria Math"/>
+          </w:rPr>
+          <m:t>σ</m:t>
+        </m:r>
+      </m:oMath>
+      <w:r>
+        <w:t>.</w:t>
+      </w:r>
+    </w:p>
+    <w:p>
+      <w:r>
+        <w:t xml:space="preserve">We use notation </w:t>
+      </w:r>
+      <m:oMath>
+        <m:r>
+          <w:rPr>
+            <w:rFonts w:ascii="Cambria Math" w:hAnsi="Cambria Math"/>
+          </w:rPr>
+          <m:t>X∼N</m:t>
+        </m:r>
+        <m:d>
+          <m:dPr>
+            <m:ctrlPr>
+              <w:rPr>
+                <w:rFonts w:ascii="Cambria Math" w:hAnsi="Cambria Math"/>
+              </w:rPr>
+            </m:ctrlPr>
+          </m:dPr>
+          <m:e>
+            <m:r>
+              <w:rPr>
+                <w:rFonts w:ascii="Cambria Math" w:hAnsi="Cambria Math"/>
+              </w:rPr>
+              <m:t>μ,σ</m:t>
+            </m:r>
+          </m:e>
+        </m:d>
+      </m:oMath>
+      <w:r>
+        <w:t xml:space="preserve"> to describe such a normal random variable.</w:t>
+      </w:r>
+    </w:p>
+    <w:p>
+      <w:pPr>
+        <w:tabs>
+          <w:tab w:val="left" w:pos="6845"/>
+        </w:tabs>
+        <w:jc w:val="center"/>
+        <w:rPr>
+          <w:rFonts w:eastAsiaTheme="minorEastAsia"/>
+        </w:rPr>
+      </w:pPr>
+      <w:r>
+        <w:t xml:space="preserve">ex.) </w:t>
+      </w:r>
+      <m:oMath>
+        <m:r>
+          <w:rPr>
+            <w:rFonts w:ascii="Cambria Math" w:hAnsi="Cambria Math"/>
+          </w:rPr>
+          <m:t>X∼N</m:t>
+        </m:r>
+        <m:d>
+          <m:dPr>
+            <m:ctrlPr>
+              <w:rPr>
+                <w:rFonts w:ascii="Cambria Math" w:hAnsi="Cambria Math"/>
+              </w:rPr>
+            </m:ctrlPr>
+          </m:dPr>
+          <m:e>
+            <m:r>
+              <w:rPr>
+                <w:rFonts w:ascii="Cambria Math" w:hAnsi="Cambria Math"/>
+              </w:rPr>
+              <m:t>2,0.5</m:t>
+            </m:r>
+          </m:e>
+        </m:d>
+      </m:oMath>
+      <w:r>
+        <w:t xml:space="preserve"> means </w:t>
+      </w:r>
+      <m:oMath>
+        <m:r>
+          <w:rPr>
+            <w:rFonts w:ascii="Cambria Math" w:hAnsi="Cambria Math"/>
+          </w:rPr>
+          <m:t>X</m:t>
+        </m:r>
+      </m:oMath>
+      <w:r>
+        <w:t xml:space="preserve"> is normal with </w:t>
+      </w:r>
+      <m:oMath>
+        <m:r>
+          <w:rPr>
+            <w:rFonts w:ascii="Cambria Math" w:hAnsi="Cambria Math"/>
+          </w:rPr>
+          <m:t>μ=2</m:t>
+        </m:r>
+      </m:oMath>
+      <w:r>
+        <w:t xml:space="preserve"> and </w:t>
+      </w:r>
+      <m:oMath>
+        <m:r>
+          <w:rPr>
+            <w:rFonts w:ascii="Cambria Math" w:hAnsi="Cambria Math"/>
+          </w:rPr>
+          <m:t>σ=0.5</m:t>
+        </m:r>
+      </m:oMath>
+      <w:r>
+        <w:rPr>
+          <w:rFonts w:eastAsiaTheme="minorEastAsia"/>
+        </w:rPr>
+        <w:t>.</w:t>
+      </w:r>
+      <w:r>
+        <w:rPr>
+          <w:rFonts w:eastAsiaTheme="minorEastAsia"/>
+        </w:rPr>
+        <w:tab/>
+      </w:r>
+      <w:r>
+        <w:rPr>
+          <w:rFonts w:eastAsiaTheme="minorEastAsia"/>
+        </w:rPr>
+        <w:drawing>
+          <wp:inline distT="0" distB="0" distL="0" distR="0" wp14:anchorId="4B4585F1" wp14:editId="2A78E4BE">
+            <wp:extent cx="3409950" cy="2620370"/>
+            <wp:effectExtent l="0" t="0" r="0" b="8890"/>
+            <wp:docPr id="533031107" name="Picture 1"/>
+            <wp:cNvGraphicFramePr>
+              <a:graphicFrameLocks xmlns:a="http://schemas.openxmlformats.org/drawingml/2006/main" noChangeAspect="1"/>
+            </wp:cNvGraphicFramePr>
+            <a:graphic xmlns:a="http://schemas.openxmlformats.org/drawingml/2006/main">
+              <a:graphicData uri="http://schemas.openxmlformats.org/drawingml/2006/picture">
+                <pic:pic xmlns:pic="http://schemas.openxmlformats.org/drawingml/2006/picture">
+                  <pic:nvPicPr>
+                    <pic:cNvPr id="533031107" name=""/>
+                    <pic:cNvPicPr/>
+                  </pic:nvPicPr>
+                  <pic:blipFill>
+                    <a:blip r:embed="rId6"/>
+                    <a:stretch>
+                      <a:fillRect/>
+                    </a:stretch>
+                  </pic:blipFill>
+                  <pic:spPr>
+                    <a:xfrm>
+                      <a:off x="0" y="0"/>
+                      <a:ext cx="3420057" cy="2628137"/>
+                    </a:xfrm>
+                    <a:prstGeom prst="rect">
+                      <a:avLst/>
+                    </a:prstGeom>
+                  </pic:spPr>
+                </pic:pic>
+              </a:graphicData>
+            </a:graphic>
+          </wp:inline>
+        </w:drawing>
+      </w:r>
+    </w:p>
+    <w:p>
+      <w:pPr>
+        <w:tabs>
+          <w:tab w:val="left" w:pos="6845"/>
+        </w:tabs>
+        <w:rPr>
+          <w:rFonts w:eastAsiaTheme="minorEastAsia"/>
+        </w:rPr>
+      </w:pPr>
+      <m:oMath>
+        <m:r>
+          <w:rPr>
+            <w:rFonts w:ascii="Cambria Math" w:eastAsiaTheme="minorEastAsia" w:hAnsi="Cambria Math"/>
+          </w:rPr>
+          <m:t>Z∼N</m:t>
+        </m:r>
+        <m:d>
+          <m:dPr>
+            <m:ctrlPr>
+              <w:rPr>
+                <w:rFonts w:ascii="Cambria Math" w:eastAsiaTheme="minorEastAsia" w:hAnsi="Cambria Math"/>
+              </w:rPr>
+            </m:ctrlPr>
+          </m:dPr>
+          <m:e>
+            <m:r>
+              <w:rPr>
+                <w:rFonts w:ascii="Cambria Math" w:eastAsiaTheme="minorEastAsia" w:hAnsi="Cambria Math"/>
+              </w:rPr>
+              <m:t>0,1</m:t>
+            </m:r>
+          </m:e>
+        </m:d>
+      </m:oMath>
+      <w:r>
+        <w:rPr>
+          <w:rFonts w:eastAsiaTheme="minorEastAsia"/>
+        </w:rPr>
+        <w:t xml:space="preserve"> is called the Standard Normal Distribution.</w:t>
+      </w:r>
+    </w:p>
+    <w:p>
+      <w:pPr>
+        <w:tabs>
+          <w:tab w:val="left" w:pos="6845"/>
+        </w:tabs>
+        <w:rPr>
+          <w:rFonts w:eastAsiaTheme="minorEastAsia"/>
+        </w:rPr>
+      </w:pPr>
+      <w:r>
+        <w:rPr>
+          <w:rFonts w:eastAsiaTheme="minorEastAsia"/>
+        </w:rPr>
+        <w:t xml:space="preserve">Our </w:t>
+      </w:r>
+      <m:oMath>
+        <m:r>
+          <w:rPr>
+            <w:rFonts w:ascii="Cambria Math" w:eastAsiaTheme="minorEastAsia" w:hAnsi="Cambria Math"/>
+          </w:rPr>
+          <m:t>Z</m:t>
+        </m:r>
+      </m:oMath>
+      <w:r>
+        <w:rPr>
+          <w:rFonts w:eastAsiaTheme="minorEastAsia"/>
+        </w:rPr>
+        <w:t xml:space="preserve">table shows </w:t>
+      </w:r>
+      <m:oMath>
+        <m:r>
+          <w:rPr>
+            <w:rFonts w:ascii="Cambria Math" w:eastAsiaTheme="minorEastAsia" w:hAnsi="Cambria Math"/>
+          </w:rPr>
+          <m:t>P</m:t>
+        </m:r>
+        <m:d>
+          <m:dPr>
+            <m:ctrlPr>
+              <w:rPr>
+                <w:rFonts w:ascii="Cambria Math" w:eastAsiaTheme="minorEastAsia" w:hAnsi="Cambria Math"/>
+              </w:rPr>
+            </m:ctrlPr>
+          </m:dPr>
+          <m:e>
+            <m:r>
+              <w:rPr>
+                <w:rFonts w:ascii="Cambria Math" w:eastAsiaTheme="minorEastAsia" w:hAnsi="Cambria Math"/>
+              </w:rPr>
+              <m:t>Z&lt;z</m:t>
+            </m:r>
+          </m:e>
+        </m:d>
+      </m:oMath>
+    </w:p>
+    <w:p>
+      <w:pPr>
+        <w:tabs>
+          <w:tab w:val="left" w:pos="6845"/>
+        </w:tabs>
+        <w:rPr>
+          <w:rFonts w:eastAsiaTheme="minorEastAsia"/>
+        </w:rPr>
+      </w:pPr>
+      <w:r>
+        <w:rPr>
+          <w:rFonts w:eastAsiaTheme="minorEastAsia"/>
+        </w:rPr>
+        <w:t xml:space="preserve">We can also use </w:t>
+      </w:r>
+      <m:oMath>
+        <m:r>
+          <m:rPr>
+            <m:nor/>
+          </m:rPr>
+          <w:rPr>
+            <w:rFonts w:eastAsiaTheme="minorEastAsia"/>
+          </w:rPr>
+          <m:t>normalcdf</m:t>
+        </m:r>
+        <m:r>
+          <m:rPr>
+            <m:nor/>
+          </m:rPr>
+          <w:rPr>
+            <w:rFonts w:ascii="Cambria Math" w:eastAsiaTheme="minorEastAsia"/>
+          </w:rPr>
+          <m:t xml:space="preserve"> </m:t>
+        </m:r>
+      </m:oMath>
+      <w:r>
+        <w:rPr>
+          <w:rFonts w:eastAsiaTheme="minorEastAsia"/>
+        </w:rPr>
+        <w:t>on the calculator to find probabilities on a normal distribution curve.</w:t>
+      </w:r>
+    </w:p>
+    <w:p>
+      <w:pPr>
+        <w:tabs>
+          <w:tab w:val="left" w:pos="6845"/>
+        </w:tabs>
+        <w:rPr>
+          <w:rFonts w:eastAsiaTheme="minorEastAsia"/>
+        </w:rPr>
+      </w:pPr>
+    </w:p>
+    <w:p>
+      <w:pPr>
+        <w:tabs>
+          <w:tab w:val="left" w:pos="6845"/>
+        </w:tabs>
+        <w:rPr>
+          <w:rFonts w:eastAsiaTheme="minorEastAsia"/>
+        </w:rPr>
+      </w:pPr>
+    </w:p>
+    <w:p>
+      <w:pPr>
+        <w:tabs>
+          <w:tab w:val="left" w:pos="6845"/>
+        </w:tabs>
+        <w:rPr>
+          <w:rFonts w:eastAsiaTheme="minorEastAsia"/>
+        </w:rPr>
+      </w:pPr>
+    </w:p>
+    <w:p>
+      <w:pPr>
+        <w:tabs>
+          <w:tab w:val="left" w:pos="6845"/>
+        </w:tabs>
+        <w:rPr>
+          <w:rFonts w:eastAsiaTheme="minorEastAsia"/>
+        </w:rPr>
+      </w:pPr>
+    </w:p>
+    <w:p>
+      <w:pPr>
+        <w:tabs>
+          <w:tab w:val="left" w:pos="6845"/>
+        </w:tabs>
+        <w:rPr>
+          <w:rFonts w:eastAsiaTheme="minorEastAsia"/>
+        </w:rPr>
+      </w:pPr>
+    </w:p>
+    <w:p>
+      <w:pPr>
+        <w:pStyle w:val="Heading3"/>
+        <w:rPr>
+          <w:rFonts w:eastAsiaTheme="minorEastAsia"/>
+        </w:rPr>
+      </w:pPr>
+      <w:r>
+        <w:rPr>
+          <w:rFonts w:eastAsiaTheme="minorEastAsia"/>
+        </w:rPr>
+        <w:lastRenderedPageBreak/>
+        <w:t>Normal Approximation to the Binomial Distribution</w:t>
+      </w:r>
+    </w:p>
+    <w:p>
+      <w:r>
+        <w:t xml:space="preserve">If </w:t>
+      </w:r>
+      <m:oMath>
+        <m:r>
+          <w:rPr>
+            <w:rFonts w:ascii="Cambria Math" w:hAnsi="Cambria Math"/>
+          </w:rPr>
+          <m:t>np≥5</m:t>
+        </m:r>
+      </m:oMath>
+      <w:r>
+        <w:t xml:space="preserve"> and </w:t>
+      </w:r>
+      <m:oMath>
+        <m:r>
+          <w:rPr>
+            <w:rFonts w:ascii="Cambria Math" w:hAnsi="Cambria Math"/>
+          </w:rPr>
+          <m:t>nq≥5</m:t>
+        </m:r>
+      </m:oMath>
+      <w:r>
+        <w:t xml:space="preserve">, we can use a Normal Distribution with </w:t>
+      </w:r>
+      <m:oMath>
+        <m:r>
+          <w:rPr>
+            <w:rFonts w:ascii="Cambria Math" w:hAnsi="Cambria Math"/>
+          </w:rPr>
+          <m:t>μ=np</m:t>
+        </m:r>
+        <m:r>
+          <w:rPr>
+            <w:rFonts w:ascii="Cambria Math" w:hAnsi="Cambria Math"/>
+          </w:rPr>
+          <m:t xml:space="preserve"> </m:t>
+        </m:r>
+      </m:oMath>
+      <w:r>
+        <w:t xml:space="preserve">and </w:t>
+      </w:r>
+      <m:oMath>
+        <m:r>
+          <w:rPr>
+            <w:rFonts w:ascii="Cambria Math" w:hAnsi="Cambria Math"/>
+          </w:rPr>
+          <m:t>σ=</m:t>
+        </m:r>
+        <m:rad>
+          <m:radPr>
+            <m:degHide m:val="1"/>
+            <m:ctrlPr>
+              <w:rPr>
+                <w:rFonts w:ascii="Cambria Math" w:hAnsi="Cambria Math"/>
+              </w:rPr>
+            </m:ctrlPr>
+          </m:radPr>
+          <m:deg/>
+          <m:e>
+            <m:r>
+              <w:rPr>
+                <w:rFonts w:ascii="Cambria Math" w:hAnsi="Cambria Math"/>
+              </w:rPr>
+              <m:t>npq</m:t>
+            </m:r>
+          </m:e>
+        </m:rad>
+      </m:oMath>
+      <w:r>
+        <w:t xml:space="preserve"> to approximate probabilities for our binomial distribution. We have to correct for continuity, however.</w:t>
+      </w:r>
+    </w:p>
+    <w:p/>
+    <w:p>
+      <w:r>
+        <w:t>| Binomial Probability | Normal Probability |</w:t>
+      </w:r>
+    </w:p>
+    <w:p>
+      <w:r>
+        <w:t>===============================</w:t>
+      </w:r>
+    </w:p>
+    <w:p>
+      <w:r>
+        <w:t xml:space="preserve">| </w:t>
+      </w:r>
+      <m:oMath>
+        <m:r>
+          <w:rPr>
+            <w:rFonts w:ascii="Cambria Math" w:hAnsi="Cambria Math"/>
+          </w:rPr>
+          <m:t>P</m:t>
+        </m:r>
+        <m:d>
+          <m:dPr>
+            <m:ctrlPr>
+              <w:rPr>
+                <w:rFonts w:ascii="Cambria Math" w:hAnsi="Cambria Math"/>
+              </w:rPr>
+            </m:ctrlPr>
+          </m:dPr>
+          <m:e>
+            <m:r>
+              <w:rPr>
+                <w:rFonts w:ascii="Cambria Math" w:hAnsi="Cambria Math"/>
+              </w:rPr>
+              <m:t>X&lt;x</m:t>
+            </m:r>
+          </m:e>
+        </m:d>
+      </m:oMath>
+      <w:r>
+        <w:t xml:space="preserve">| </w:t>
+      </w:r>
+      <m:oMath>
+        <m:r>
+          <w:rPr>
+            <w:rFonts w:ascii="Cambria Math" w:hAnsi="Cambria Math"/>
+          </w:rPr>
+          <m:t>P</m:t>
+        </m:r>
+        <m:d>
+          <m:dPr>
+            <m:ctrlPr>
+              <w:rPr>
+                <w:rFonts w:ascii="Cambria Math" w:hAnsi="Cambria Math"/>
+              </w:rPr>
+            </m:ctrlPr>
+          </m:dPr>
+          <m:e>
+            <m:r>
+              <w:rPr>
+                <w:rFonts w:ascii="Cambria Math" w:hAnsi="Cambria Math"/>
+              </w:rPr>
+              <m:t>X&lt;x-0.5</m:t>
+            </m:r>
+          </m:e>
+        </m:d>
+      </m:oMath>
+      <w:r>
+        <w:t>|</w:t>
+      </w:r>
+    </w:p>
+    <w:p>
+      <w:r>
+        <w:t xml:space="preserve">| </w:t>
+      </w:r>
+      <m:oMath>
+        <m:r>
+          <w:rPr>
+            <w:rFonts w:ascii="Cambria Math" w:hAnsi="Cambria Math"/>
+          </w:rPr>
+          <m:t>P</m:t>
+        </m:r>
+        <m:d>
+          <m:dPr>
+            <m:ctrlPr>
+              <w:rPr>
+                <w:rFonts w:ascii="Cambria Math" w:hAnsi="Cambria Math"/>
+              </w:rPr>
+            </m:ctrlPr>
+          </m:dPr>
+          <m:e>
+            <m:r>
+              <w:rPr>
+                <w:rFonts w:ascii="Cambria Math" w:hAnsi="Cambria Math"/>
+              </w:rPr>
+              <m:t>X≤x</m:t>
+            </m:r>
+          </m:e>
+        </m:d>
+      </m:oMath>
+      <w:r>
+        <w:t xml:space="preserve">| </w:t>
+      </w:r>
+      <m:oMath>
+        <m:r>
+          <w:rPr>
+            <w:rFonts w:ascii="Cambria Math" w:hAnsi="Cambria Math"/>
+          </w:rPr>
+          <m:t>P</m:t>
+        </m:r>
+        <m:d>
+          <m:dPr>
+            <m:ctrlPr>
+              <w:rPr>
+                <w:rFonts w:ascii="Cambria Math" w:hAnsi="Cambria Math"/>
+              </w:rPr>
+            </m:ctrlPr>
+          </m:dPr>
+          <m:e>
+            <m:r>
+              <w:rPr>
+                <w:rFonts w:ascii="Cambria Math" w:hAnsi="Cambria Math"/>
+              </w:rPr>
+              <m:t>X&lt;x+0.5</m:t>
+            </m:r>
+          </m:e>
+        </m:d>
+      </m:oMath>
+      <w:r>
+        <w:t>|</w:t>
+      </w:r>
+    </w:p>
+    <w:p>
+      <w:r>
+        <w:t xml:space="preserve">| </w:t>
+      </w:r>
+      <m:oMath>
+        <m:r>
+          <w:rPr>
+            <w:rFonts w:ascii="Cambria Math" w:hAnsi="Cambria Math"/>
+          </w:rPr>
+          <m:t>P</m:t>
+        </m:r>
+        <m:d>
+          <m:dPr>
+            <m:ctrlPr>
+              <w:rPr>
+                <w:rFonts w:ascii="Cambria Math" w:hAnsi="Cambria Math"/>
+              </w:rPr>
+            </m:ctrlPr>
+          </m:dPr>
+          <m:e>
+            <m:r>
+              <w:rPr>
+                <w:rFonts w:ascii="Cambria Math" w:hAnsi="Cambria Math"/>
+              </w:rPr>
+              <m:t>X=x</m:t>
+            </m:r>
+          </m:e>
+        </m:d>
+      </m:oMath>
+      <w:r>
+        <w:t xml:space="preserve">| </w:t>
+      </w:r>
+      <m:oMath>
+        <m:r>
+          <w:rPr>
+            <w:rFonts w:ascii="Cambria Math" w:hAnsi="Cambria Math"/>
+          </w:rPr>
+          <m:t>P</m:t>
+        </m:r>
+        <m:d>
+          <m:dPr>
+            <m:ctrlPr>
+              <w:rPr>
+                <w:rFonts w:ascii="Cambria Math" w:hAnsi="Cambria Math"/>
+              </w:rPr>
+            </m:ctrlPr>
+          </m:dPr>
+          <m:e>
+            <m:r>
+              <w:rPr>
+                <w:rFonts w:ascii="Cambria Math" w:hAnsi="Cambria Math"/>
+              </w:rPr>
+              <m:t>x-0.5&lt;X&lt;x+0.5</m:t>
+            </m:r>
+          </m:e>
+        </m:d>
+      </m:oMath>
+      <w:r>
+        <w:t>|</w:t>
+      </w:r>
+    </w:p>
+    <w:p>
+      <w:r>
+        <w:t xml:space="preserve">| </w:t>
+      </w:r>
+      <m:oMath>
+        <m:r>
+          <w:rPr>
+            <w:rFonts w:ascii="Cambria Math" w:hAnsi="Cambria Math"/>
+          </w:rPr>
+          <m:t>P</m:t>
+        </m:r>
+        <m:d>
+          <m:dPr>
+            <m:ctrlPr>
+              <w:rPr>
+                <w:rFonts w:ascii="Cambria Math" w:hAnsi="Cambria Math"/>
+              </w:rPr>
+            </m:ctrlPr>
+          </m:dPr>
+          <m:e>
+            <m:r>
+              <w:rPr>
+                <w:rFonts w:ascii="Cambria Math" w:hAnsi="Cambria Math"/>
+              </w:rPr>
+              <m:t>X≥x</m:t>
+            </m:r>
+          </m:e>
+        </m:d>
+      </m:oMath>
+      <w:r>
+        <w:t xml:space="preserve">| </w:t>
+      </w:r>
+      <m:oMath>
+        <m:r>
+          <w:rPr>
+            <w:rFonts w:ascii="Cambria Math" w:hAnsi="Cambria Math"/>
+          </w:rPr>
+          <m:t>P</m:t>
+        </m:r>
+        <m:d>
+          <m:dPr>
+            <m:ctrlPr>
+              <w:rPr>
+                <w:rFonts w:ascii="Cambria Math" w:hAnsi="Cambria Math"/>
+              </w:rPr>
+            </m:ctrlPr>
+          </m:dPr>
+          <m:e>
+            <m:r>
+              <w:rPr>
+                <w:rFonts w:ascii="Cambria Math" w:hAnsi="Cambria Math"/>
+              </w:rPr>
+              <m:t>X&gt;x-0.5</m:t>
+            </m:r>
+          </m:e>
+        </m:d>
+      </m:oMath>
+      <w:r>
+        <w:t>|</w:t>
+      </w:r>
+    </w:p>
+    <w:p>
+      <w:pPr>
+        <w:pBdr>
+          <w:bottom w:val="single" w:sz="6" w:space="1" w:color="auto"/>
+        </w:pBdr>
+      </w:pPr>
+      <w:r>
+        <w:t xml:space="preserve">| </w:t>
+      </w:r>
+      <m:oMath>
+        <m:r>
+          <w:rPr>
+            <w:rFonts w:ascii="Cambria Math" w:hAnsi="Cambria Math"/>
+          </w:rPr>
+          <m:t>P</m:t>
+        </m:r>
+        <m:d>
+          <m:dPr>
+            <m:ctrlPr>
+              <w:rPr>
+                <w:rFonts w:ascii="Cambria Math" w:hAnsi="Cambria Math"/>
+              </w:rPr>
+            </m:ctrlPr>
+          </m:dPr>
+          <m:e>
+            <m:r>
+              <w:rPr>
+                <w:rFonts w:ascii="Cambria Math" w:hAnsi="Cambria Math"/>
+              </w:rPr>
+              <m:t>X&gt;x</m:t>
+            </m:r>
+          </m:e>
+        </m:d>
+      </m:oMath>
+      <w:r>
+        <w:t xml:space="preserve">| </w:t>
+      </w:r>
+      <m:oMath>
+        <m:r>
+          <w:rPr>
+            <w:rFonts w:ascii="Cambria Math" w:hAnsi="Cambria Math"/>
+          </w:rPr>
+          <m:t>P</m:t>
+        </m:r>
+        <m:d>
+          <m:dPr>
+            <m:ctrlPr>
+              <w:rPr>
+                <w:rFonts w:ascii="Cambria Math" w:hAnsi="Cambria Math"/>
+              </w:rPr>
+            </m:ctrlPr>
+          </m:dPr>
+          <m:e>
+            <m:r>
+              <w:rPr>
+                <w:rFonts w:ascii="Cambria Math" w:hAnsi="Cambria Math"/>
+              </w:rPr>
+              <m:t>X&gt;x+0.5</m:t>
+            </m:r>
+          </m:e>
+        </m:d>
+      </m:oMath>
+      <w:r>
+        <w:t>|</w:t>
+      </w:r>
+    </w:p>
+    <w:p>
+      <w:r>
+        <w:t>ex.) Using the binomial situation from the beginning of class:</w:t>
+      </w:r>
+    </w:p>
+    <w:p>
+      <w:pPr>
+        <w:jc w:val="center"/>
+      </w:pPr>
+      <m:oMath>
+        <m:r>
+          <w:rPr>
+            <w:rFonts w:ascii="Cambria Math" w:hAnsi="Cambria Math"/>
+          </w:rPr>
+          <m:t>n=150</m:t>
+        </m:r>
+      </m:oMath>
+      <w:r>
+        <w:t xml:space="preserve">, </w:t>
+      </w:r>
+      <m:oMath>
+        <m:r>
+          <w:rPr>
+            <w:rFonts w:ascii="Cambria Math" w:hAnsi="Cambria Math"/>
+          </w:rPr>
+          <m:t>p=0.3</m:t>
+        </m:r>
+      </m:oMath>
+      <w:r>
+        <w:t xml:space="preserve">, </w:t>
+      </w:r>
+      <m:oMath>
+        <m:r>
+          <w:rPr>
+            <w:rFonts w:ascii="Cambria Math" w:hAnsi="Cambria Math"/>
+          </w:rPr>
+          <m:t>q=0.7</m:t>
+        </m:r>
+      </m:oMath>
+    </w:p>
+    <w:p>
+      <m:oMathPara>
+        <m:oMath>
+          <m:r>
+            <w:rPr>
+              <w:rFonts w:ascii="Cambria Math" w:hAnsi="Cambria Math"/>
+            </w:rPr>
+            <m:t>μ=np=45</m:t>
+          </m:r>
+        </m:oMath>
+      </m:oMathPara>
+    </w:p>
+    <w:p>
+      <m:oMathPara>
+        <m:oMath>
+          <m:r>
+            <w:rPr>
+              <w:rFonts w:ascii="Cambria Math" w:hAnsi="Cambria Math"/>
+            </w:rPr>
+            <m:t>σ=</m:t>
+          </m:r>
+          <m:rad>
+            <m:radPr>
+              <m:degHide m:val="1"/>
+              <m:ctrlPr>
+                <w:rPr>
+                  <w:rFonts w:ascii="Cambria Math" w:hAnsi="Cambria Math"/>
+                </w:rPr>
+              </m:ctrlPr>
+            </m:radPr>
+            <m:deg/>
+            <m:e>
+              <m:r>
+                <w:rPr>
+                  <w:rFonts w:ascii="Cambria Math" w:hAnsi="Cambria Math"/>
+                </w:rPr>
+                <m:t>npq</m:t>
+              </m:r>
+            </m:e>
+          </m:rad>
+          <m:r>
+            <w:rPr>
+              <w:rFonts w:ascii="Cambria Math" w:hAnsi="Cambria Math"/>
+            </w:rPr>
+            <m:t>=5.61</m:t>
+          </m:r>
+        </m:oMath>
+      </m:oMathPara>
+    </w:p>
+    <w:p>
+      <w:pPr>
+        <w:jc w:val="center"/>
+      </w:pPr>
+      <w:r>
+        <w:t xml:space="preserve">Approximate </w:t>
+      </w:r>
+      <m:oMath>
+        <m:r>
+          <w:rPr>
+            <w:rFonts w:ascii="Cambria Math" w:hAnsi="Cambria Math"/>
+          </w:rPr>
+          <m:t>P</m:t>
+        </m:r>
+        <m:d>
+          <m:dPr>
+            <m:ctrlPr>
+              <w:rPr>
+                <w:rFonts w:ascii="Cambria Math" w:hAnsi="Cambria Math"/>
+              </w:rPr>
+            </m:ctrlPr>
+          </m:dPr>
+          <m:e>
+            <m:r>
+              <w:rPr>
+                <w:rFonts w:ascii="Cambria Math" w:hAnsi="Cambria Math"/>
+              </w:rPr>
+              <m:t>X&lt;35</m:t>
+            </m:r>
+          </m:e>
+        </m:d>
+      </m:oMath>
+    </w:p>
+    <w:p>
+      <w:r>
+        <w:t>1) Check the approximation can be used.</w:t>
+      </w:r>
+    </w:p>
+    <w:p>
+      <w:pPr>
+        <w:ind w:left="2160" w:firstLine="720"/>
+      </w:pPr>
+      <m:oMath>
+        <m:r>
+          <w:rPr>
+            <w:rFonts w:ascii="Cambria Math" w:hAnsi="Cambria Math"/>
+          </w:rPr>
+          <m:t>np=</m:t>
+        </m:r>
+        <m:d>
+          <m:dPr>
+            <m:ctrlPr>
+              <w:rPr>
+                <w:rFonts w:ascii="Cambria Math" w:hAnsi="Cambria Math"/>
+              </w:rPr>
+            </m:ctrlPr>
+          </m:dPr>
+          <m:e>
+            <m:r>
+              <w:rPr>
+                <w:rFonts w:ascii="Cambria Math" w:hAnsi="Cambria Math"/>
+              </w:rPr>
+              <m:t>150</m:t>
+            </m:r>
+          </m:e>
+        </m:d>
+        <m:d>
+          <m:dPr>
+            <m:ctrlPr>
+              <w:rPr>
+                <w:rFonts w:ascii="Cambria Math" w:hAnsi="Cambria Math"/>
+              </w:rPr>
+            </m:ctrlPr>
+          </m:dPr>
+          <m:e>
+            <m:r>
+              <w:rPr>
+                <w:rFonts w:ascii="Cambria Math" w:hAnsi="Cambria Math"/>
+              </w:rPr>
+              <m:t>0.3</m:t>
+            </m:r>
+          </m:e>
+        </m:d>
+        <m:r>
+          <w:rPr>
+            <w:rFonts w:ascii="Cambria Math" w:hAnsi="Cambria Math"/>
+          </w:rPr>
+          <m:t>=45≥5</m:t>
+        </m:r>
+        <m:r>
+          <w:rPr>
+            <w:rFonts w:ascii="Cambria Math" w:hAnsi="Cambria Math"/>
+          </w:rPr>
+          <m:t xml:space="preserve"> </m:t>
+        </m:r>
+      </m:oMath>
+      <w:r>
+        <w:t>(</w:t>
+      </w:r>
+      <m:oMath>
+        <m:r>
+          <w:rPr>
+            <w:rFonts w:ascii="Segoe UI Symbol" w:hAnsi="Segoe UI Symbol" w:cs="Segoe UI Symbol"/>
+          </w:rPr>
+          <m:t>✓</m:t>
+        </m:r>
+      </m:oMath>
+      <w:r>
+        <w:t>)</w:t>
+      </w:r>
+    </w:p>
+    <w:p>
+      <m:oMathPara>
+        <m:oMath>
+          <m:r>
+            <w:rPr>
+              <w:rFonts w:ascii="Cambria Math" w:hAnsi="Cambria Math"/>
+            </w:rPr>
+            <m:t>nq=</m:t>
+          </m:r>
+          <m:d>
+            <m:dPr>
+              <m:ctrlPr>
+                <w:rPr>
+                  <w:rFonts w:ascii="Cambria Math" w:hAnsi="Cambria Math"/>
+                </w:rPr>
+              </m:ctrlPr>
+            </m:dPr>
+            <m:e>
+              <m:r>
+                <w:rPr>
+                  <w:rFonts w:ascii="Cambria Math" w:hAnsi="Cambria Math"/>
+                </w:rPr>
+                <m:t>150</m:t>
+              </m:r>
+            </m:e>
+          </m:d>
+          <m:d>
+            <m:dPr>
+              <m:ctrlPr>
+                <w:rPr>
+                  <w:rFonts w:ascii="Cambria Math" w:hAnsi="Cambria Math"/>
+                </w:rPr>
+              </m:ctrlPr>
+            </m:dPr>
+            <m:e>
+              <m:r>
+                <w:rPr>
+                  <w:rFonts w:ascii="Cambria Math" w:hAnsi="Cambria Math"/>
+                </w:rPr>
+                <m:t>0.7</m:t>
+              </m:r>
+            </m:e>
+          </m:d>
+          <m:r>
+            <w:rPr>
+              <w:rFonts w:ascii="Cambria Math" w:hAnsi="Cambria Math"/>
+            </w:rPr>
+            <m:t>=105≥5</m:t>
+          </m:r>
+        </m:oMath>
+      </m:oMathPara>
+    </w:p>
+    <w:p>
+      <w:r>
+        <w:t>2) Continuity correction</w:t>
+      </w:r>
+    </w:p>
+    <w:p>
+      <w:pPr>
+        <w:rPr>
+          <w:rFonts w:eastAsiaTheme="minorEastAsia"/>
+        </w:rPr>
+      </w:pPr>
+      <m:oMathPara>
+        <m:oMath>
+          <m:r>
+            <w:rPr>
+              <w:rFonts w:ascii="Cambria Math" w:hAnsi="Cambria Math"/>
+            </w:rPr>
+            <m:t>P</m:t>
+          </m:r>
+          <m:d>
+            <m:dPr>
+              <m:ctrlPr>
+                <w:rPr>
+                  <w:rFonts w:ascii="Cambria Math" w:hAnsi="Cambria Math"/>
+                </w:rPr>
+              </m:ctrlPr>
+            </m:dPr>
+            <m:e>
+              <m:r>
+                <w:rPr>
+                  <w:rFonts w:ascii="Cambria Math" w:hAnsi="Cambria Math"/>
+                </w:rPr>
+                <m:t>X&lt;35</m:t>
+              </m:r>
+            </m:e>
+          </m:d>
+          <m:r>
+            <w:rPr>
+              <w:rFonts w:ascii="Cambria Math" w:hAnsi="Cambria Math"/>
+            </w:rPr>
+            <m:t>→P</m:t>
+          </m:r>
+          <m:d>
+            <m:dPr>
+              <m:ctrlPr>
+                <w:rPr>
+                  <w:rFonts w:ascii="Cambria Math" w:hAnsi="Cambria Math"/>
+                </w:rPr>
+              </m:ctrlPr>
+            </m:dPr>
+            <m:e>
+              <m:r>
+                <w:rPr>
+                  <w:rFonts w:ascii="Cambria Math" w:hAnsi="Cambria Math"/>
+                </w:rPr>
+                <m:t>X&lt;35-0.5</m:t>
+              </m:r>
+            </m:e>
+          </m:d>
+          <m:r>
+            <w:rPr>
+              <w:rFonts w:ascii="Cambria Math" w:hAnsi="Cambria Math"/>
+            </w:rPr>
+            <m:t>=P</m:t>
+          </m:r>
+          <m:d>
+            <m:dPr>
+              <m:ctrlPr>
+                <w:rPr>
+                  <w:rFonts w:ascii="Cambria Math" w:hAnsi="Cambria Math"/>
+                </w:rPr>
+              </m:ctrlPr>
+            </m:dPr>
+            <m:e>
+              <m:r>
+                <w:rPr>
+                  <w:rFonts w:ascii="Cambria Math" w:hAnsi="Cambria Math"/>
+                </w:rPr>
+                <m:t>X&lt;34.5</m:t>
+              </m:r>
+            </m:e>
+          </m:d>
+        </m:oMath>
+      </m:oMathPara>
+    </w:p>
+    <w:p>
+      <w:r>
+        <w:t>3) Use Normal Distribution to find Probability</w:t>
+      </w:r>
+    </w:p>
+    <w:p>
+      <m:oMathPara>
+        <m:oMath>
+          <m:r>
+            <w:rPr>
+              <w:rFonts w:ascii="Cambria Math" w:hAnsi="Cambria Math"/>
+            </w:rPr>
+            <m:t>P</m:t>
+          </m:r>
+          <m:d>
+            <m:dPr>
+              <m:ctrlPr>
+                <w:rPr>
+                  <w:rFonts w:ascii="Cambria Math" w:hAnsi="Cambria Math"/>
+                </w:rPr>
+              </m:ctrlPr>
+            </m:dPr>
+            <m:e>
+              <m:r>
+                <w:rPr>
+                  <w:rFonts w:ascii="Cambria Math" w:hAnsi="Cambria Math"/>
+                </w:rPr>
+                <m:t>X&lt;34.5</m:t>
+              </m:r>
+            </m:e>
+          </m:d>
+          <m:r>
+            <w:rPr>
+              <w:rFonts w:ascii="Cambria Math" w:hAnsi="Cambria Math"/>
+            </w:rPr>
+            <m:t>=P</m:t>
+          </m:r>
+          <m:d>
+            <m:dPr>
+              <m:ctrlPr>
+                <w:rPr>
+                  <w:rFonts w:ascii="Cambria Math" w:hAnsi="Cambria Math"/>
+                </w:rPr>
+              </m:ctrlPr>
+            </m:dPr>
+            <m:e>
+              <m:r>
+                <w:rPr>
+                  <w:rFonts w:ascii="Cambria Math" w:hAnsi="Cambria Math"/>
+                </w:rPr>
+                <m:t>Z&lt;-1.87</m:t>
+              </m:r>
+            </m:e>
+          </m:d>
+          <m:r>
+            <w:rPr>
+              <w:rFonts w:ascii="Cambria Math" w:hAnsi="Cambria Math"/>
+            </w:rPr>
+            <m:t>=0.0307</m:t>
+          </m:r>
+        </m:oMath>
+      </m:oMathPara>
+    </w:p>
+    <w:p>
+      <w:pPr>
+        <w:pBdr>
+          <w:bottom w:val="single" w:sz="6" w:space="1" w:color="auto"/>
+        </w:pBdr>
+        <w:rPr>
+          <w:rFonts w:eastAsiaTheme="minorEastAsia"/>
+        </w:rPr>
+      </w:pPr>
+      <m:oMathPara>
+        <m:oMath>
+          <m:r>
+            <w:rPr>
+              <w:rFonts w:ascii="Cambria Math" w:hAnsi="Cambria Math"/>
+            </w:rPr>
+            <m:t>z=</m:t>
+          </m:r>
+          <m:f>
+            <m:fPr>
+              <m:ctrlPr>
+                <w:rPr>
+                  <w:rFonts w:ascii="Cambria Math" w:hAnsi="Cambria Math"/>
+                </w:rPr>
+              </m:ctrlPr>
+            </m:fPr>
+            <m:num>
+              <m:r>
+                <w:rPr>
+                  <w:rFonts w:ascii="Cambria Math" w:hAnsi="Cambria Math"/>
+                </w:rPr>
+                <m:t>X-μ</m:t>
+              </m:r>
+            </m:num>
+            <m:den>
+              <m:r>
+                <w:rPr>
+                  <w:rFonts w:ascii="Cambria Math" w:hAnsi="Cambria Math"/>
+                </w:rPr>
+                <m:t>σ</m:t>
+              </m:r>
+            </m:den>
+          </m:f>
+          <m:r>
+            <w:rPr>
+              <w:rFonts w:ascii="Cambria Math" w:hAnsi="Cambria Math"/>
+            </w:rPr>
+            <m:t>=</m:t>
+          </m:r>
+          <m:f>
+            <m:fPr>
+              <m:ctrlPr>
+                <w:rPr>
+                  <w:rFonts w:ascii="Cambria Math" w:hAnsi="Cambria Math"/>
+                </w:rPr>
+              </m:ctrlPr>
+            </m:fPr>
+            <m:num>
+              <m:r>
+                <w:rPr>
+                  <w:rFonts w:ascii="Cambria Math" w:hAnsi="Cambria Math"/>
+                </w:rPr>
+                <m:t>34.5-45</m:t>
+              </m:r>
+            </m:num>
+            <m:den>
+              <m:r>
+                <w:rPr>
+                  <w:rFonts w:ascii="Cambria Math" w:hAnsi="Cambria Math"/>
+                </w:rPr>
+                <m:t>5.61</m:t>
+              </m:r>
+            </m:den>
+          </m:f>
+          <m:r>
+            <w:rPr>
+              <w:rFonts w:ascii="Cambria Math" w:hAnsi="Cambria Math"/>
+            </w:rPr>
+            <m:t>=</m:t>
+          </m:r>
+          <m:f>
+            <m:fPr>
+              <m:ctrlPr>
+                <w:rPr>
+                  <w:rFonts w:ascii="Cambria Math" w:hAnsi="Cambria Math"/>
+                </w:rPr>
+              </m:ctrlPr>
+            </m:fPr>
+            <m:num>
+              <m:r>
+                <w:rPr>
+                  <w:rFonts w:ascii="Cambria Math" w:hAnsi="Cambria Math"/>
+                </w:rPr>
+                <m:t>-10.5</m:t>
+              </m:r>
+            </m:num>
+            <m:den>
+              <m:r>
+                <w:rPr>
+                  <w:rFonts w:ascii="Cambria Math" w:hAnsi="Cambria Math"/>
+                </w:rPr>
+                <m:t>5.61</m:t>
+              </m:r>
+            </m:den>
+          </m:f>
+          <m:r>
+            <w:rPr>
+              <w:rFonts w:ascii="Cambria Math" w:hAnsi="Cambria Math"/>
+            </w:rPr>
+            <m:t>=-1.87</m:t>
+          </m:r>
+        </m:oMath>
+      </m:oMathPara>
+    </w:p>
+    <w:p/>
+    <w:p/>
+    <w:p/>
+    <w:p>
+      <w:pPr>
+        <w:pStyle w:val="Heading3"/>
+      </w:pPr>
+      <w:r>
+        <w:lastRenderedPageBreak/>
+        <w:t>Sampling Distributions</w:t>
+      </w:r>
+    </w:p>
+    <w:p>
+      <w:r>
+        <w:t xml:space="preserve">For a given statistic, the sampling distribution is the distribution of values of that statistic from every possible sample of a given sample size </w:t>
+      </w:r>
+      <m:oMath>
+        <m:r>
+          <w:rPr>
+            <w:rFonts w:ascii="Cambria Math" w:hAnsi="Cambria Math"/>
+          </w:rPr>
+          <m:t>n</m:t>
+        </m:r>
+      </m:oMath>
+      <w:r>
+        <w:t>, taken from the population.</w:t>
+      </w:r>
+    </w:p>
+    <w:p>
+      <w:pPr>
+        <w:pStyle w:val="Heading3"/>
+      </w:pPr>
+      <w:r>
+        <w:t>Central Limit Theorem</w:t>
+      </w:r>
+    </w:p>
+    <w:p>
+      <w:pPr>
+        <w:pBdr>
+          <w:bottom w:val="single" w:sz="6" w:space="1" w:color="auto"/>
+        </w:pBdr>
+      </w:pPr>
+      <w:r>
+        <w:t xml:space="preserve">A theorem which describes the tendency of a sampling distribution to approach a particular form as </w:t>
+      </w:r>
+      <m:oMath>
+        <m:r>
+          <w:rPr>
+            <w:rFonts w:ascii="Cambria Math" w:hAnsi="Cambria Math"/>
+          </w:rPr>
+          <m:t>n→∞</m:t>
+        </m:r>
+      </m:oMath>
+      <w:r>
+        <w:t>.</w:t>
+      </w:r>
+    </w:p>
+    <w:p>
+      <w:pPr>
+        <w:pStyle w:val="Heading3"/>
+      </w:pPr>
+      <w:r>
+        <w:t>Central Limit Theorem for Sample Mean</w:t>
+      </w:r>
+    </w:p>
+    <w:p>
+      <w:r>
+        <w:t>For a random variable</w:t>
+      </w:r>
+      <m:oMath>
+        <m:r>
+          <w:rPr>
+            <w:rFonts w:ascii="Cambria Math" w:hAnsi="Cambria Math"/>
+          </w:rPr>
+          <m:t xml:space="preserve"> </m:t>
+        </m:r>
+        <m:r>
+          <w:rPr>
+            <w:rFonts w:ascii="Cambria Math" w:hAnsi="Cambria Math"/>
+          </w:rPr>
+          <m:t>X</m:t>
+        </m:r>
+      </m:oMath>
+      <w:r>
+        <w:t xml:space="preserve">, with mean </w:t>
+      </w:r>
+      <m:oMath>
+        <m:sSub>
+          <m:sSubPr>
+            <m:ctrlPr>
+              <w:rPr>
+                <w:rFonts w:ascii="Cambria Math" w:hAnsi="Cambria Math"/>
+              </w:rPr>
+            </m:ctrlPr>
+          </m:sSubPr>
+          <m:e>
+            <m:r>
+              <w:rPr>
+                <w:rFonts w:ascii="Cambria Math" w:hAnsi="Cambria Math"/>
+              </w:rPr>
+              <m:t>μ</m:t>
+            </m:r>
+          </m:e>
+          <m:sub>
+            <m:r>
+              <w:rPr>
+                <w:rFonts w:ascii="Cambria Math" w:hAnsi="Cambria Math"/>
+              </w:rPr>
+              <m:t>X</m:t>
+            </m:r>
+          </m:sub>
+        </m:sSub>
+      </m:oMath>
+      <w:r>
+        <w:t xml:space="preserve"> and standard deviation </w:t>
+      </w:r>
+      <m:oMath>
+        <m:sSub>
+          <m:sSubPr>
+            <m:ctrlPr>
+              <w:rPr>
+                <w:rFonts w:ascii="Cambria Math" w:hAnsi="Cambria Math"/>
+              </w:rPr>
+            </m:ctrlPr>
+          </m:sSubPr>
+          <m:e>
+            <m:r>
+              <w:rPr>
+                <w:rFonts w:ascii="Cambria Math" w:hAnsi="Cambria Math"/>
+              </w:rPr>
+              <m:t>σ</m:t>
+            </m:r>
+          </m:e>
+          <m:sub>
+            <m:r>
+              <w:rPr>
+                <w:rFonts w:ascii="Cambria Math" w:hAnsi="Cambria Math"/>
+              </w:rPr>
+              <m:t>X</m:t>
+            </m:r>
+          </m:sub>
+        </m:sSub>
+      </m:oMath>
+      <w:r>
+        <w:t xml:space="preserve">, let </w:t>
+      </w:r>
+      <m:oMath>
+        <m:acc>
+          <m:accPr>
+            <m:chr m:val="̅"/>
+            <m:ctrlPr>
+              <w:rPr>
+                <w:rFonts w:ascii="Cambria Math" w:hAnsi="Cambria Math"/>
+              </w:rPr>
+            </m:ctrlPr>
+          </m:accPr>
+          <m:e>
+            <m:r>
+              <w:rPr>
+                <w:rFonts w:ascii="Cambria Math" w:hAnsi="Cambria Math"/>
+              </w:rPr>
+              <m:t>X</m:t>
+            </m:r>
+          </m:e>
+        </m:acc>
+      </m:oMath>
+      <w:r>
+        <w:t xml:space="preserve"> be the mean of a sample of </w:t>
+      </w:r>
+      <m:oMath>
+        <m:r>
+          <w:rPr>
+            <w:rFonts w:ascii="Cambria Math" w:hAnsi="Cambria Math"/>
+          </w:rPr>
+          <m:t>n</m:t>
+        </m:r>
+        <m:r>
+          <w:rPr>
+            <w:rFonts w:ascii="Cambria Math" w:hAnsi="Cambria Math"/>
+          </w:rPr>
+          <m:t xml:space="preserve"> </m:t>
+        </m:r>
+      </m:oMath>
+      <w:r>
+        <w:t xml:space="preserve">realizations of </w:t>
+      </w:r>
+      <m:oMath>
+        <m:r>
+          <w:rPr>
+            <w:rFonts w:ascii="Cambria Math" w:hAnsi="Cambria Math"/>
+          </w:rPr>
+          <m:t>X</m:t>
+        </m:r>
+      </m:oMath>
+      <w:r>
+        <w:t>.</w:t>
+      </w:r>
+    </w:p>
+    <w:p>
+      <w:pPr>
+        <w:rPr>
+          <w:rFonts w:eastAsiaTheme="minorEastAsia"/>
+        </w:rPr>
+      </w:pPr>
+      <w:r>
+        <w:t xml:space="preserve">If </w:t>
+      </w:r>
+      <m:oMath>
+        <m:r>
+          <w:rPr>
+            <w:rFonts w:ascii="Cambria Math" w:hAnsi="Cambria Math"/>
+          </w:rPr>
+          <m:t>X</m:t>
+        </m:r>
+      </m:oMath>
+      <w:r>
+        <w:t xml:space="preserve"> is approximately normal, or if </w:t>
+      </w:r>
+      <m:oMath>
+        <m:r>
+          <w:rPr>
+            <w:rFonts w:ascii="Cambria Math" w:hAnsi="Cambria Math"/>
+          </w:rPr>
+          <m:t>n</m:t>
+        </m:r>
+      </m:oMath>
+      <w:r>
+        <w:t xml:space="preserve"> is large (</w:t>
+      </w:r>
+      <m:oMath>
+        <m:r>
+          <w:rPr>
+            <w:rFonts w:ascii="Cambria Math" w:hAnsi="Cambria Math"/>
+          </w:rPr>
+          <m:t>n≥30</m:t>
+        </m:r>
+      </m:oMath>
+      <w:r>
+        <w:t xml:space="preserve">), then </w:t>
+      </w:r>
+      <m:oMath>
+        <m:acc>
+          <m:accPr>
+            <m:chr m:val="̅"/>
+            <m:ctrlPr>
+              <w:rPr>
+                <w:rFonts w:ascii="Cambria Math" w:hAnsi="Cambria Math"/>
+              </w:rPr>
+            </m:ctrlPr>
+          </m:accPr>
+          <m:e>
+            <m:r>
+              <w:rPr>
+                <w:rFonts w:ascii="Cambria Math" w:hAnsi="Cambria Math"/>
+              </w:rPr>
+              <m:t>X</m:t>
+            </m:r>
+          </m:e>
+        </m:acc>
+      </m:oMath>
+      <w:r>
+        <w:t xml:space="preserve"> is approximately normal, with </w:t>
+      </w:r>
+      <m:oMath>
+        <m:sSub>
+          <m:sSubPr>
+            <m:ctrlPr>
+              <w:rPr>
+                <w:rFonts w:ascii="Cambria Math" w:hAnsi="Cambria Math"/>
+              </w:rPr>
+            </m:ctrlPr>
+          </m:sSubPr>
+          <m:e>
+            <m:r>
+              <w:rPr>
+                <w:rFonts w:ascii="Cambria Math" w:hAnsi="Cambria Math"/>
+              </w:rPr>
+              <m:t>μ</m:t>
+            </m:r>
+          </m:e>
+          <m:sub>
+            <m:acc>
+              <m:accPr>
+                <m:chr m:val="̅"/>
+                <m:ctrlPr>
+                  <w:rPr>
+                    <w:rFonts w:ascii="Cambria Math" w:hAnsi="Cambria Math"/>
+                  </w:rPr>
+                </m:ctrlPr>
+              </m:accPr>
+              <m:e>
+                <m:r>
+                  <w:rPr>
+                    <w:rFonts w:ascii="Cambria Math" w:hAnsi="Cambria Math"/>
+                  </w:rPr>
+                  <m:t>X</m:t>
+                </m:r>
+              </m:e>
+            </m:acc>
+          </m:sub>
+        </m:sSub>
+        <m:r>
+          <w:rPr>
+            <w:rFonts w:ascii="Cambria Math" w:hAnsi="Cambria Math"/>
+          </w:rPr>
+          <m:t>=</m:t>
+        </m:r>
+        <m:sSub>
+          <m:sSubPr>
+            <m:ctrlPr>
+              <w:rPr>
+                <w:rFonts w:ascii="Cambria Math" w:hAnsi="Cambria Math"/>
+              </w:rPr>
+            </m:ctrlPr>
+          </m:sSubPr>
+          <m:e>
+            <m:r>
+              <w:rPr>
+                <w:rFonts w:ascii="Cambria Math" w:hAnsi="Cambria Math"/>
+              </w:rPr>
+              <m:t>μ</m:t>
+            </m:r>
+          </m:e>
+          <m:sub>
+            <m:r>
+              <w:rPr>
+                <w:rFonts w:ascii="Cambria Math" w:hAnsi="Cambria Math"/>
+              </w:rPr>
+              <m:t>X</m:t>
+            </m:r>
+          </m:sub>
+        </m:sSub>
+      </m:oMath>
+      <w:r>
+        <w:t xml:space="preserve"> and </w:t>
+      </w:r>
+      <m:oMath>
+        <m:sSub>
+          <m:sSubPr>
+            <m:ctrlPr>
+              <w:rPr>
+                <w:rFonts w:ascii="Cambria Math" w:hAnsi="Cambria Math"/>
+              </w:rPr>
+            </m:ctrlPr>
+          </m:sSubPr>
+          <m:e>
+            <m:r>
+              <w:rPr>
+                <w:rFonts w:ascii="Cambria Math" w:hAnsi="Cambria Math"/>
+              </w:rPr>
+              <m:t>σ</m:t>
+            </m:r>
+          </m:e>
+          <m:sub>
+            <m:acc>
+              <m:accPr>
+                <m:chr m:val="̅"/>
+                <m:ctrlPr>
+                  <w:rPr>
+                    <w:rFonts w:ascii="Cambria Math" w:hAnsi="Cambria Math"/>
+                  </w:rPr>
+                </m:ctrlPr>
+              </m:accPr>
+              <m:e>
+                <m:r>
+                  <w:rPr>
+                    <w:rFonts w:ascii="Cambria Math" w:hAnsi="Cambria Math"/>
+                  </w:rPr>
+                  <m:t>X</m:t>
+                </m:r>
+              </m:e>
+            </m:acc>
+          </m:sub>
+        </m:sSub>
+        <m:r>
+          <w:rPr>
+            <w:rFonts w:ascii="Cambria Math" w:hAnsi="Cambria Math"/>
+          </w:rPr>
+          <m:t>=</m:t>
+        </m:r>
+        <m:f>
+          <m:fPr>
+            <m:ctrlPr>
+              <w:rPr>
+                <w:rFonts w:ascii="Cambria Math" w:hAnsi="Cambria Math"/>
+              </w:rPr>
+            </m:ctrlPr>
+          </m:fPr>
+          <m:num>
+            <m:sSub>
+              <m:sSubPr>
+                <m:ctrlPr>
+                  <w:rPr>
+                    <w:rFonts w:ascii="Cambria Math" w:hAnsi="Cambria Math"/>
+                  </w:rPr>
+                </m:ctrlPr>
+              </m:sSubPr>
+              <m:e>
+                <m:r>
+                  <w:rPr>
+                    <w:rFonts w:ascii="Cambria Math" w:hAnsi="Cambria Math"/>
+                  </w:rPr>
+                  <m:t>σ</m:t>
+                </m:r>
+              </m:e>
+              <m:sub>
+                <m:r>
+                  <w:rPr>
+                    <w:rFonts w:ascii="Cambria Math" w:hAnsi="Cambria Math"/>
+                  </w:rPr>
+                  <m:t>X</m:t>
+                </m:r>
+              </m:sub>
+            </m:sSub>
+          </m:num>
+          <m:den>
+            <m:rad>
+              <m:radPr>
+                <m:degHide m:val="1"/>
+                <m:ctrlPr>
+                  <w:rPr>
+                    <w:rFonts w:ascii="Cambria Math" w:hAnsi="Cambria Math"/>
+                  </w:rPr>
+                </m:ctrlPr>
+              </m:radPr>
+              <m:deg/>
+              <m:e>
+                <m:r>
+                  <w:rPr>
+                    <w:rFonts w:ascii="Cambria Math" w:hAnsi="Cambria Math"/>
+                  </w:rPr>
+                  <m:t>n</m:t>
+                </m:r>
+              </m:e>
+            </m:rad>
+          </m:den>
+        </m:f>
+      </m:oMath>
+    </w:p>
+    <w:p>
+      <w:pPr>
+        <w:rPr>
+          <w:rFonts w:eastAsiaTheme="minorEastAsia"/>
+        </w:rPr>
+      </w:pPr>
+    </w:p>
+    <w:p>
+      <w:r>
+        <w:t xml:space="preserve">ex.) Let </w:t>
+      </w:r>
+      <m:oMath>
+        <m:r>
+          <w:rPr>
+            <w:rFonts w:ascii="Cambria Math" w:hAnsi="Cambria Math"/>
+          </w:rPr>
+          <m:t>X</m:t>
+        </m:r>
+      </m:oMath>
+      <w:r>
+        <w:t xml:space="preserve"> be a right-skewed random variable with mean </w:t>
+      </w:r>
+      <m:oMath>
+        <m:sSub>
+          <m:sSubPr>
+            <m:ctrlPr>
+              <w:rPr>
+                <w:rFonts w:ascii="Cambria Math" w:hAnsi="Cambria Math"/>
+              </w:rPr>
+            </m:ctrlPr>
+          </m:sSubPr>
+          <m:e>
+            <m:r>
+              <w:rPr>
+                <w:rFonts w:ascii="Cambria Math" w:hAnsi="Cambria Math"/>
+              </w:rPr>
+              <m:t>μ</m:t>
+            </m:r>
+          </m:e>
+          <m:sub>
+            <m:r>
+              <w:rPr>
+                <w:rFonts w:ascii="Cambria Math" w:hAnsi="Cambria Math"/>
+              </w:rPr>
+              <m:t>X</m:t>
+            </m:r>
+          </m:sub>
+        </m:sSub>
+        <m:r>
+          <w:rPr>
+            <w:rFonts w:ascii="Cambria Math" w:hAnsi="Cambria Math"/>
+          </w:rPr>
+          <m:t>=10</m:t>
+        </m:r>
+      </m:oMath>
+      <w:r>
+        <w:rPr>
+          <w:rFonts w:eastAsiaTheme="minorEastAsia"/>
+        </w:rPr>
+        <w:t xml:space="preserve"> </w:t>
+      </w:r>
+      <w:r>
+        <w:t xml:space="preserve">and </w:t>
+      </w:r>
+      <m:oMath>
+        <m:sSub>
+          <m:sSubPr>
+            <m:ctrlPr>
+              <w:rPr>
+                <w:rFonts w:ascii="Cambria Math" w:hAnsi="Cambria Math"/>
+              </w:rPr>
+            </m:ctrlPr>
+          </m:sSubPr>
+          <m:e>
+            <m:r>
+              <w:rPr>
+                <w:rFonts w:ascii="Cambria Math" w:hAnsi="Cambria Math"/>
+              </w:rPr>
+              <m:t>σ</m:t>
+            </m:r>
+          </m:e>
+          <m:sub>
+            <m:r>
+              <w:rPr>
+                <w:rFonts w:ascii="Cambria Math" w:hAnsi="Cambria Math"/>
+              </w:rPr>
+              <m:t>X</m:t>
+            </m:r>
+          </m:sub>
+        </m:sSub>
+        <m:r>
+          <w:rPr>
+            <w:rFonts w:ascii="Cambria Math" w:hAnsi="Cambria Math"/>
+          </w:rPr>
+          <m:t>=3</m:t>
+        </m:r>
+      </m:oMath>
+      <w:r>
+        <w:t xml:space="preserve">. Find the probability that </w:t>
+      </w:r>
+      <m:oMath>
+        <m:acc>
+          <m:accPr>
+            <m:chr m:val="̅"/>
+            <m:ctrlPr>
+              <w:rPr>
+                <w:rFonts w:ascii="Cambria Math" w:hAnsi="Cambria Math"/>
+              </w:rPr>
+            </m:ctrlPr>
+          </m:accPr>
+          <m:e>
+            <m:r>
+              <w:rPr>
+                <w:rFonts w:ascii="Cambria Math" w:hAnsi="Cambria Math"/>
+              </w:rPr>
+              <m:t>X</m:t>
+            </m:r>
+          </m:e>
+        </m:acc>
+      </m:oMath>
+      <w:r>
+        <w:t xml:space="preserve">, the mean of 50 realizations of </w:t>
+      </w:r>
+      <m:oMath>
+        <m:r>
+          <w:rPr>
+            <w:rFonts w:ascii="Cambria Math" w:hAnsi="Cambria Math"/>
+          </w:rPr>
+          <m:t>X</m:t>
+        </m:r>
+      </m:oMath>
+      <w:r>
+        <w:t xml:space="preserve">, is less than </w:t>
+      </w:r>
+      <m:oMath>
+        <m:r>
+          <w:rPr>
+            <w:rFonts w:ascii="Cambria Math" w:hAnsi="Cambria Math"/>
+          </w:rPr>
+          <m:t>9.5</m:t>
+        </m:r>
+      </m:oMath>
+      <w:r>
+        <w:t>.</w:t>
+      </w:r>
+    </w:p>
+    <w:p>
+      <m:oMathPara>
+        <m:oMath>
+          <m:acc>
+            <m:accPr>
+              <m:chr m:val="̅"/>
+              <m:ctrlPr>
+                <w:rPr>
+                  <w:rFonts w:ascii="Cambria Math" w:hAnsi="Cambria Math"/>
+                </w:rPr>
+              </m:ctrlPr>
+            </m:accPr>
+            <m:e>
+              <m:r>
+                <w:rPr>
+                  <w:rFonts w:ascii="Cambria Math" w:hAnsi="Cambria Math"/>
+                </w:rPr>
+                <m:t>X</m:t>
+              </m:r>
+            </m:e>
+          </m:acc>
+          <m:r>
+            <w:rPr>
+              <w:rFonts w:ascii="Cambria Math" w:hAnsi="Cambria Math"/>
+            </w:rPr>
+            <m:t>∼N</m:t>
+          </m:r>
+          <m:d>
+            <m:dPr>
+              <m:ctrlPr>
+                <w:rPr>
+                  <w:rFonts w:ascii="Cambria Math" w:hAnsi="Cambria Math"/>
+                </w:rPr>
+              </m:ctrlPr>
+            </m:dPr>
+            <m:e>
+              <m:r>
+                <w:rPr>
+                  <w:rFonts w:ascii="Cambria Math" w:hAnsi="Cambria Math"/>
+                </w:rPr>
+                <m:t>10,</m:t>
+              </m:r>
+              <m:f>
+                <m:fPr>
+                  <m:ctrlPr>
+                    <w:rPr>
+                      <w:rFonts w:ascii="Cambria Math" w:hAnsi="Cambria Math"/>
+                    </w:rPr>
+                  </m:ctrlPr>
+                </m:fPr>
+                <m:num>
+                  <m:r>
+                    <w:rPr>
+                      <w:rFonts w:ascii="Cambria Math" w:hAnsi="Cambria Math"/>
+                    </w:rPr>
+                    <m:t>3</m:t>
+                  </m:r>
+                </m:num>
+                <m:den>
+                  <m:rad>
+                    <m:radPr>
+                      <m:degHide m:val="1"/>
+                      <m:ctrlPr>
+                        <w:rPr>
+                          <w:rFonts w:ascii="Cambria Math" w:hAnsi="Cambria Math"/>
+                        </w:rPr>
+                      </m:ctrlPr>
+                    </m:radPr>
+                    <m:deg/>
+                    <m:e>
+                      <m:r>
+                        <w:rPr>
+                          <w:rFonts w:ascii="Cambria Math" w:hAnsi="Cambria Math"/>
+                        </w:rPr>
+                        <m:t>50</m:t>
+                      </m:r>
+                    </m:e>
+                  </m:rad>
+                </m:den>
+              </m:f>
+            </m:e>
+          </m:d>
+        </m:oMath>
+      </m:oMathPara>
+    </w:p>
+    <w:p>
+      <w:pPr>
+        <w:jc w:val="center"/>
+      </w:pPr>
+      <m:oMath>
+        <m:sSub>
+          <m:sSubPr>
+            <m:ctrlPr>
+              <w:rPr>
+                <w:rFonts w:ascii="Cambria Math" w:hAnsi="Cambria Math"/>
+              </w:rPr>
+            </m:ctrlPr>
+          </m:sSubPr>
+          <m:e>
+            <m:r>
+              <w:rPr>
+                <w:rFonts w:ascii="Cambria Math" w:hAnsi="Cambria Math"/>
+              </w:rPr>
+              <m:t>μ</m:t>
+            </m:r>
+          </m:e>
+          <m:sub>
+            <m:acc>
+              <m:accPr>
+                <m:chr m:val="̅"/>
+                <m:ctrlPr>
+                  <w:rPr>
+                    <w:rFonts w:ascii="Cambria Math" w:hAnsi="Cambria Math"/>
+                  </w:rPr>
+                </m:ctrlPr>
+              </m:accPr>
+              <m:e>
+                <m:r>
+                  <w:rPr>
+                    <w:rFonts w:ascii="Cambria Math" w:hAnsi="Cambria Math"/>
+                  </w:rPr>
+                  <m:t>X</m:t>
+                </m:r>
+              </m:e>
+            </m:acc>
+          </m:sub>
+        </m:sSub>
+        <m:r>
+          <w:rPr>
+            <w:rFonts w:ascii="Cambria Math" w:hAnsi="Cambria Math"/>
+          </w:rPr>
+          <m:t>=10</m:t>
+        </m:r>
+      </m:oMath>
+      <w:r>
+        <w:t xml:space="preserve">, </w:t>
+      </w:r>
+      <m:oMath>
+        <m:sSub>
+          <m:sSubPr>
+            <m:ctrlPr>
+              <w:rPr>
+                <w:rFonts w:ascii="Cambria Math" w:hAnsi="Cambria Math"/>
+              </w:rPr>
+            </m:ctrlPr>
+          </m:sSubPr>
+          <m:e>
+            <m:r>
+              <w:rPr>
+                <w:rFonts w:ascii="Cambria Math" w:hAnsi="Cambria Math"/>
+              </w:rPr>
+              <m:t>σ</m:t>
+            </m:r>
+          </m:e>
+          <m:sub>
+            <m:acc>
+              <m:accPr>
+                <m:chr m:val="̅"/>
+                <m:ctrlPr>
+                  <w:rPr>
+                    <w:rFonts w:ascii="Cambria Math" w:hAnsi="Cambria Math"/>
+                  </w:rPr>
+                </m:ctrlPr>
+              </m:accPr>
+              <m:e>
+                <m:r>
+                  <w:rPr>
+                    <w:rFonts w:ascii="Cambria Math" w:hAnsi="Cambria Math"/>
+                  </w:rPr>
+                  <m:t>X</m:t>
+                </m:r>
+              </m:e>
+            </m:acc>
+          </m:sub>
+        </m:sSub>
+        <m:r>
+          <w:rPr>
+            <w:rFonts w:ascii="Cambria Math" w:hAnsi="Cambria Math"/>
+          </w:rPr>
+          <m:t>=</m:t>
+        </m:r>
+        <m:f>
+          <m:fPr>
+            <m:ctrlPr>
+              <w:rPr>
+                <w:rFonts w:ascii="Cambria Math" w:hAnsi="Cambria Math"/>
+              </w:rPr>
+            </m:ctrlPr>
+          </m:fPr>
+          <m:num>
+            <m:r>
+              <w:rPr>
+                <w:rFonts w:ascii="Cambria Math" w:hAnsi="Cambria Math"/>
+              </w:rPr>
+              <m:t>3</m:t>
+            </m:r>
+          </m:num>
+          <m:den>
+            <m:rad>
+              <m:radPr>
+                <m:degHide m:val="1"/>
+                <m:ctrlPr>
+                  <w:rPr>
+                    <w:rFonts w:ascii="Cambria Math" w:hAnsi="Cambria Math"/>
+                  </w:rPr>
+                </m:ctrlPr>
+              </m:radPr>
+              <m:deg/>
+              <m:e>
+                <m:r>
+                  <w:rPr>
+                    <w:rFonts w:ascii="Cambria Math" w:hAnsi="Cambria Math"/>
+                  </w:rPr>
+                  <m:t>50</m:t>
+                </m:r>
+              </m:e>
+            </m:rad>
+          </m:den>
+        </m:f>
+        <m:r>
+          <w:rPr>
+            <w:rFonts w:ascii="Cambria Math" w:hAnsi="Cambria Math"/>
+          </w:rPr>
+          <m:t>=0.424</m:t>
+        </m:r>
+      </m:oMath>
+    </w:p>
+    <w:p>
+      <m:oMathPara>
+        <m:oMath>
+          <m:r>
+            <w:rPr>
+              <w:rFonts w:ascii="Cambria Math" w:hAnsi="Cambria Math"/>
+            </w:rPr>
+            <m:t>P</m:t>
+          </m:r>
+          <m:d>
+            <m:dPr>
+              <m:ctrlPr>
+                <w:rPr>
+                  <w:rFonts w:ascii="Cambria Math" w:hAnsi="Cambria Math"/>
+                </w:rPr>
+              </m:ctrlPr>
+            </m:dPr>
+            <m:e>
+              <m:acc>
+                <m:accPr>
+                  <m:chr m:val="̅"/>
+                  <m:ctrlPr>
+                    <w:rPr>
+                      <w:rFonts w:ascii="Cambria Math" w:hAnsi="Cambria Math"/>
+                    </w:rPr>
+                  </m:ctrlPr>
+                </m:accPr>
+                <m:e>
+                  <m:r>
+                    <w:rPr>
+                      <w:rFonts w:ascii="Cambria Math" w:hAnsi="Cambria Math"/>
+                    </w:rPr>
+                    <m:t>X</m:t>
+                  </m:r>
+                </m:e>
+              </m:acc>
+              <m:r>
+                <w:rPr>
+                  <w:rFonts w:ascii="Cambria Math" w:hAnsi="Cambria Math"/>
+                </w:rPr>
+                <m:t>&lt;9.5</m:t>
+              </m:r>
+            </m:e>
+          </m:d>
+          <m:r>
+            <w:rPr>
+              <w:rFonts w:ascii="Cambria Math" w:hAnsi="Cambria Math"/>
+            </w:rPr>
+            <m:t>=P</m:t>
+          </m:r>
+          <m:d>
+            <m:dPr>
+              <m:ctrlPr>
+                <w:rPr>
+                  <w:rFonts w:ascii="Cambria Math" w:hAnsi="Cambria Math"/>
+                </w:rPr>
+              </m:ctrlPr>
+            </m:dPr>
+            <m:e>
+              <m:r>
+                <w:rPr>
+                  <w:rFonts w:ascii="Cambria Math" w:hAnsi="Cambria Math"/>
+                </w:rPr>
+                <m:t>Z&lt;-1.18</m:t>
+              </m:r>
+            </m:e>
+          </m:d>
+          <m:r>
+            <w:rPr>
+              <w:rFonts w:ascii="Cambria Math" w:hAnsi="Cambria Math"/>
+            </w:rPr>
+            <m:t>=0.1190</m:t>
+          </m:r>
+        </m:oMath>
+      </m:oMathPara>
+    </w:p>
+    <w:p>
+      <w:pPr>
+        <w:pBdr>
+          <w:bottom w:val="single" w:sz="6" w:space="1" w:color="auto"/>
+        </w:pBdr>
+        <w:rPr>
+          <w:rFonts w:eastAsiaTheme="minorEastAsia"/>
+        </w:rPr>
+      </w:pPr>
+      <m:oMathPara>
+        <m:oMath>
+          <m:r>
+            <w:rPr>
+              <w:rFonts w:ascii="Cambria Math" w:hAnsi="Cambria Math"/>
+            </w:rPr>
+            <m:t>z=</m:t>
+          </m:r>
+          <m:f>
+            <m:fPr>
+              <m:ctrlPr>
+                <w:rPr>
+                  <w:rFonts w:ascii="Cambria Math" w:hAnsi="Cambria Math"/>
+                </w:rPr>
+              </m:ctrlPr>
+            </m:fPr>
+            <m:num>
+              <m:acc>
+                <m:accPr>
+                  <m:chr m:val="̅"/>
+                  <m:ctrlPr>
+                    <w:rPr>
+                      <w:rFonts w:ascii="Cambria Math" w:hAnsi="Cambria Math"/>
+                    </w:rPr>
+                  </m:ctrlPr>
+                </m:accPr>
+                <m:e>
+                  <m:r>
+                    <w:rPr>
+                      <w:rFonts w:ascii="Cambria Math" w:hAnsi="Cambria Math"/>
+                    </w:rPr>
+                    <m:t>X</m:t>
+                  </m:r>
+                </m:e>
+              </m:acc>
+              <m:r>
+                <w:rPr>
+                  <w:rFonts w:ascii="Cambria Math" w:hAnsi="Cambria Math"/>
+                </w:rPr>
+                <m:t>-</m:t>
+              </m:r>
+              <m:sSub>
+                <m:sSubPr>
+                  <m:ctrlPr>
+                    <w:rPr>
+                      <w:rFonts w:ascii="Cambria Math" w:hAnsi="Cambria Math"/>
+                    </w:rPr>
+                  </m:ctrlPr>
+                </m:sSubPr>
+                <m:e>
+                  <m:r>
+                    <w:rPr>
+                      <w:rFonts w:ascii="Cambria Math" w:hAnsi="Cambria Math"/>
+                    </w:rPr>
+                    <m:t>μ</m:t>
+                  </m:r>
+                </m:e>
+                <m:sub>
+                  <m:acc>
+                    <m:accPr>
+                      <m:chr m:val="̅"/>
+                      <m:ctrlPr>
+                        <w:rPr>
+                          <w:rFonts w:ascii="Cambria Math" w:hAnsi="Cambria Math"/>
+                        </w:rPr>
+                      </m:ctrlPr>
+                    </m:accPr>
+                    <m:e>
+                      <m:r>
+                        <w:rPr>
+                          <w:rFonts w:ascii="Cambria Math" w:hAnsi="Cambria Math"/>
+                        </w:rPr>
+                        <m:t>X</m:t>
+                      </m:r>
+                    </m:e>
+                  </m:acc>
+                </m:sub>
+              </m:sSub>
+            </m:num>
+            <m:den>
+              <m:sSub>
+                <m:sSubPr>
+                  <m:ctrlPr>
+                    <w:rPr>
+                      <w:rFonts w:ascii="Cambria Math" w:hAnsi="Cambria Math"/>
+                    </w:rPr>
+                  </m:ctrlPr>
+                </m:sSubPr>
+                <m:e>
+                  <m:r>
+                    <w:rPr>
+                      <w:rFonts w:ascii="Cambria Math" w:hAnsi="Cambria Math"/>
+                    </w:rPr>
+                    <m:t>σ</m:t>
+                  </m:r>
+                </m:e>
+                <m:sub>
+                  <m:acc>
+                    <m:accPr>
+                      <m:chr m:val="̅"/>
+                      <m:ctrlPr>
+                        <w:rPr>
+                          <w:rFonts w:ascii="Cambria Math" w:hAnsi="Cambria Math"/>
+                        </w:rPr>
+                      </m:ctrlPr>
+                    </m:accPr>
+                    <m:e>
+                      <m:r>
+                        <w:rPr>
+                          <w:rFonts w:ascii="Cambria Math" w:hAnsi="Cambria Math"/>
+                        </w:rPr>
+                        <m:t>X</m:t>
+                      </m:r>
+                    </m:e>
+                  </m:acc>
+                </m:sub>
+              </m:sSub>
+            </m:den>
+          </m:f>
+          <m:r>
+            <w:rPr>
+              <w:rFonts w:ascii="Cambria Math" w:hAnsi="Cambria Math"/>
+            </w:rPr>
+            <m:t>=</m:t>
+          </m:r>
+          <m:f>
+            <m:fPr>
+              <m:ctrlPr>
+                <w:rPr>
+                  <w:rFonts w:ascii="Cambria Math" w:hAnsi="Cambria Math"/>
+                </w:rPr>
+              </m:ctrlPr>
+            </m:fPr>
+            <m:num>
+              <m:r>
+                <w:rPr>
+                  <w:rFonts w:ascii="Cambria Math" w:hAnsi="Cambria Math"/>
+                </w:rPr>
+                <m:t>9.5-10</m:t>
+              </m:r>
+            </m:num>
+            <m:den>
+              <m:r>
+                <w:rPr>
+                  <w:rFonts w:ascii="Cambria Math" w:hAnsi="Cambria Math"/>
+                </w:rPr>
+                <m:t>0.424</m:t>
+              </m:r>
+            </m:den>
+          </m:f>
+          <m:r>
+            <w:rPr>
+              <w:rFonts w:ascii="Cambria Math" w:hAnsi="Cambria Math"/>
+            </w:rPr>
+            <m:t>=</m:t>
+          </m:r>
+          <m:f>
+            <m:fPr>
+              <m:ctrlPr>
+                <w:rPr>
+                  <w:rFonts w:ascii="Cambria Math" w:hAnsi="Cambria Math"/>
+                </w:rPr>
+              </m:ctrlPr>
+            </m:fPr>
+            <m:num>
+              <m:r>
+                <w:rPr>
+                  <w:rFonts w:ascii="Cambria Math" w:hAnsi="Cambria Math"/>
+                </w:rPr>
+                <m:t>-0.5</m:t>
+              </m:r>
+            </m:num>
+            <m:den>
+              <m:r>
+                <w:rPr>
+                  <w:rFonts w:ascii="Cambria Math" w:hAnsi="Cambria Math"/>
+                </w:rPr>
+                <m:t>0.424</m:t>
+              </m:r>
+            </m:den>
+          </m:f>
+          <m:r>
+            <w:rPr>
+              <w:rFonts w:ascii="Cambria Math" w:hAnsi="Cambria Math"/>
+            </w:rPr>
+            <m:t>=-1.18</m:t>
+          </m:r>
+        </m:oMath>
+      </m:oMathPara>
+    </w:p>
+    <w:p>
+      <w:pPr>
+        <w:pStyle w:val="Heading3"/>
+      </w:pPr>
+    </w:p>
+    <w:p>
+      <w:pPr>
+        <w:pStyle w:val="Heading3"/>
+      </w:pPr>
+    </w:p>
+    <w:p>
+      <w:pPr>
+        <w:pStyle w:val="Heading3"/>
+      </w:pPr>
+    </w:p>
+    <w:p>
+      <w:pPr>
+        <w:pStyle w:val="Heading3"/>
+      </w:pPr>
+    </w:p>
+    <w:p/>
+    <w:p>
+      <w:pPr>
+        <w:pStyle w:val="Heading3"/>
+      </w:pPr>
+    </w:p>
+    <w:p/>
+    <w:p/>
+    <w:p/>
+    <w:p>
+      <w:pPr>
+        <w:pStyle w:val="Heading3"/>
+      </w:pPr>
+      <w:r>
+        <w:lastRenderedPageBreak/>
+        <w:t>Central Limit Theorem for Sample Proportions</w:t>
+      </w:r>
+    </w:p>
+    <w:p>
+      <w:r>
+        <w:t>Notation:</w:t>
+      </w:r>
+    </w:p>
+    <w:p>
+      <m:oMathPara>
+        <m:oMath>
+          <m:r>
+            <w:rPr>
+              <w:rFonts w:ascii="Cambria Math" w:hAnsi="Cambria Math"/>
+            </w:rPr>
+            <m:t>p=</m:t>
+          </m:r>
+          <m:r>
+            <m:rPr>
+              <m:nor/>
+            </m:rPr>
+            <m:t>population proportion</m:t>
+          </m:r>
+        </m:oMath>
+      </m:oMathPara>
+    </w:p>
+    <w:p>
+      <m:oMathPara>
+        <m:oMath>
+          <m:acc>
+            <m:accPr>
+              <m:chr m:val="ˆ"/>
+              <m:ctrlPr>
+                <w:rPr>
+                  <w:rFonts w:ascii="Cambria Math" w:hAnsi="Cambria Math"/>
+                </w:rPr>
+              </m:ctrlPr>
+            </m:accPr>
+            <m:e>
+              <m:r>
+                <w:rPr>
+                  <w:rFonts w:ascii="Cambria Math" w:hAnsi="Cambria Math"/>
+                </w:rPr>
+                <m:t>p</m:t>
+              </m:r>
+            </m:e>
+          </m:acc>
+          <m:r>
+            <w:rPr>
+              <w:rFonts w:ascii="Cambria Math" w:hAnsi="Cambria Math"/>
+            </w:rPr>
+            <m:t>=</m:t>
+          </m:r>
+          <m:r>
+            <m:rPr>
+              <m:nor/>
+            </m:rPr>
+            <m:t>sample proportion</m:t>
+          </m:r>
+        </m:oMath>
+      </m:oMathPara>
+    </w:p>
+    <w:p>
+      <m:oMathPara>
+        <m:oMath>
+          <m:r>
+            <w:rPr>
+              <w:rFonts w:ascii="Cambria Math" w:hAnsi="Cambria Math"/>
+            </w:rPr>
+            <m:t>X=</m:t>
+          </m:r>
+          <m:r>
+            <m:rPr>
+              <m:nor/>
+            </m:rPr>
+            <m:t>number of successes</m:t>
+          </m:r>
+        </m:oMath>
+      </m:oMathPara>
+    </w:p>
+    <w:p>
+      <m:oMathPara>
+        <m:oMath>
+          <m:r>
+            <w:rPr>
+              <w:rFonts w:ascii="Cambria Math" w:hAnsi="Cambria Math"/>
+            </w:rPr>
+            <m:t>n=</m:t>
+          </m:r>
+          <m:r>
+            <m:rPr>
+              <m:nor/>
+            </m:rPr>
+            <m:t>sample size</m:t>
+          </m:r>
+        </m:oMath>
+      </m:oMathPara>
+    </w:p>
+    <w:p>
+      <w:pPr>
+        <w:ind w:left="3600"/>
+      </w:pPr>
+      <w:r>
+        <w:t xml:space="preserve">where </w:t>
+      </w:r>
+      <m:oMath>
+        <m:acc>
+          <m:accPr>
+            <m:chr m:val="ˆ"/>
+            <m:ctrlPr>
+              <w:rPr>
+                <w:rFonts w:ascii="Cambria Math" w:hAnsi="Cambria Math"/>
+              </w:rPr>
+            </m:ctrlPr>
+          </m:accPr>
+          <m:e>
+            <m:r>
+              <w:rPr>
+                <w:rFonts w:ascii="Cambria Math" w:hAnsi="Cambria Math"/>
+              </w:rPr>
+              <m:t>p</m:t>
+            </m:r>
+          </m:e>
+        </m:acc>
+        <m:r>
+          <w:rPr>
+            <w:rFonts w:ascii="Cambria Math" w:hAnsi="Cambria Math"/>
+          </w:rPr>
+          <m:t>=</m:t>
+        </m:r>
+        <m:f>
+          <m:fPr>
+            <m:ctrlPr>
+              <w:rPr>
+                <w:rFonts w:ascii="Cambria Math" w:hAnsi="Cambria Math"/>
+              </w:rPr>
+            </m:ctrlPr>
+          </m:fPr>
+          <m:num>
+            <m:r>
+              <w:rPr>
+                <w:rFonts w:ascii="Cambria Math" w:hAnsi="Cambria Math"/>
+              </w:rPr>
+              <m:t>X</m:t>
+            </m:r>
+          </m:num>
+          <m:den>
+            <m:r>
+              <w:rPr>
+                <w:rFonts w:ascii="Cambria Math" w:hAnsi="Cambria Math"/>
+              </w:rPr>
+              <m:t>n</m:t>
+            </m:r>
+          </m:den>
+        </m:f>
+      </m:oMath>
+    </w:p>
+    <w:p>
+      <w:r>
+        <w:t xml:space="preserve">If </w:t>
+      </w:r>
+      <m:oMath>
+        <m:r>
+          <w:rPr>
+            <w:rFonts w:ascii="Cambria Math" w:hAnsi="Cambria Math"/>
+          </w:rPr>
+          <m:t>np≥5</m:t>
+        </m:r>
+      </m:oMath>
+      <w:r>
+        <w:t xml:space="preserve"> and </w:t>
+      </w:r>
+      <m:oMath>
+        <m:r>
+          <w:rPr>
+            <w:rFonts w:ascii="Cambria Math" w:hAnsi="Cambria Math"/>
+          </w:rPr>
+          <m:t>n</m:t>
+        </m:r>
+        <m:d>
+          <m:dPr>
+            <m:ctrlPr>
+              <w:rPr>
+                <w:rFonts w:ascii="Cambria Math" w:hAnsi="Cambria Math"/>
+              </w:rPr>
+            </m:ctrlPr>
+          </m:dPr>
+          <m:e>
+            <m:r>
+              <w:rPr>
+                <w:rFonts w:ascii="Cambria Math" w:hAnsi="Cambria Math"/>
+              </w:rPr>
+              <m:t>1-p</m:t>
+            </m:r>
+          </m:e>
+        </m:d>
+        <m:r>
+          <w:rPr>
+            <w:rFonts w:ascii="Cambria Math" w:hAnsi="Cambria Math"/>
+          </w:rPr>
+          <m:t>≥5</m:t>
+        </m:r>
+      </m:oMath>
+      <w:r>
+        <w:t xml:space="preserve">, then </w:t>
+      </w:r>
+      <m:oMath>
+        <m:acc>
+          <m:accPr>
+            <m:chr m:val="ˆ"/>
+            <m:ctrlPr>
+              <w:rPr>
+                <w:rFonts w:ascii="Cambria Math" w:hAnsi="Cambria Math"/>
+              </w:rPr>
+            </m:ctrlPr>
+          </m:accPr>
+          <m:e>
+            <m:r>
+              <w:rPr>
+                <w:rFonts w:ascii="Cambria Math" w:hAnsi="Cambria Math"/>
+              </w:rPr>
+              <m:t>p</m:t>
+            </m:r>
+          </m:e>
+        </m:acc>
+      </m:oMath>
+      <w:r>
+        <w:t xml:space="preserve"> will have an approximately normal distribution, with </w:t>
+      </w:r>
+      <m:oMath>
+        <m:sSub>
+          <m:sSubPr>
+            <m:ctrlPr>
+              <w:rPr>
+                <w:rFonts w:ascii="Cambria Math" w:hAnsi="Cambria Math"/>
+              </w:rPr>
+            </m:ctrlPr>
+          </m:sSubPr>
+          <m:e>
+            <m:r>
+              <w:rPr>
+                <w:rFonts w:ascii="Cambria Math" w:hAnsi="Cambria Math"/>
+              </w:rPr>
+              <m:t>μ</m:t>
+            </m:r>
+          </m:e>
+          <m:sub>
+            <m:acc>
+              <m:accPr>
+                <m:chr m:val="ˆ"/>
+                <m:ctrlPr>
+                  <w:rPr>
+                    <w:rFonts w:ascii="Cambria Math" w:hAnsi="Cambria Math"/>
+                  </w:rPr>
+                </m:ctrlPr>
+              </m:accPr>
+              <m:e>
+                <m:r>
+                  <w:rPr>
+                    <w:rFonts w:ascii="Cambria Math" w:hAnsi="Cambria Math"/>
+                  </w:rPr>
+                  <m:t>p</m:t>
+                </m:r>
+              </m:e>
+            </m:acc>
+          </m:sub>
+        </m:sSub>
+        <m:r>
+          <w:rPr>
+            <w:rFonts w:ascii="Cambria Math" w:hAnsi="Cambria Math"/>
+          </w:rPr>
+          <m:t>=p</m:t>
+        </m:r>
+        <m:r>
+          <w:rPr>
+            <w:rFonts w:ascii="Cambria Math" w:hAnsi="Cambria Math"/>
+          </w:rPr>
+          <m:t xml:space="preserve"> </m:t>
+        </m:r>
+      </m:oMath>
+      <w:r>
+        <w:t xml:space="preserve">and </w:t>
+      </w:r>
+      <m:oMath>
+        <m:sSub>
+          <m:sSubPr>
+            <m:ctrlPr>
+              <w:rPr>
+                <w:rFonts w:ascii="Cambria Math" w:hAnsi="Cambria Math"/>
+              </w:rPr>
+            </m:ctrlPr>
+          </m:sSubPr>
+          <m:e>
+            <m:r>
+              <w:rPr>
+                <w:rFonts w:ascii="Cambria Math" w:hAnsi="Cambria Math"/>
+              </w:rPr>
+              <m:t>σ</m:t>
+            </m:r>
+          </m:e>
+          <m:sub>
+            <m:acc>
+              <m:accPr>
+                <m:chr m:val="ˆ"/>
+                <m:ctrlPr>
+                  <w:rPr>
+                    <w:rFonts w:ascii="Cambria Math" w:hAnsi="Cambria Math"/>
+                  </w:rPr>
+                </m:ctrlPr>
+              </m:accPr>
+              <m:e>
+                <m:r>
+                  <w:rPr>
+                    <w:rFonts w:ascii="Cambria Math" w:hAnsi="Cambria Math"/>
+                  </w:rPr>
+                  <m:t>p</m:t>
+                </m:r>
+              </m:e>
+            </m:acc>
+          </m:sub>
+        </m:sSub>
+        <m:r>
+          <w:rPr>
+            <w:rFonts w:ascii="Cambria Math" w:hAnsi="Cambria Math"/>
+          </w:rPr>
+          <m:t>=</m:t>
+        </m:r>
+        <m:rad>
+          <m:radPr>
+            <m:degHide m:val="1"/>
+            <m:ctrlPr>
+              <w:rPr>
+                <w:rFonts w:ascii="Cambria Math" w:hAnsi="Cambria Math"/>
+              </w:rPr>
+            </m:ctrlPr>
+          </m:radPr>
+          <m:deg/>
+          <m:e>
+            <m:f>
+              <m:fPr>
+                <m:ctrlPr>
+                  <w:rPr>
+                    <w:rFonts w:ascii="Cambria Math" w:hAnsi="Cambria Math"/>
+                  </w:rPr>
+                </m:ctrlPr>
+              </m:fPr>
+              <m:num>
+                <m:r>
+                  <w:rPr>
+                    <w:rFonts w:ascii="Cambria Math" w:hAnsi="Cambria Math"/>
+                  </w:rPr>
+                  <m:t>p</m:t>
+                </m:r>
+                <m:d>
+                  <m:dPr>
+                    <m:ctrlPr>
+                      <w:rPr>
+                        <w:rFonts w:ascii="Cambria Math" w:hAnsi="Cambria Math"/>
+                      </w:rPr>
+                    </m:ctrlPr>
+                  </m:dPr>
+                  <m:e>
+                    <m:r>
+                      <w:rPr>
+                        <w:rFonts w:ascii="Cambria Math" w:hAnsi="Cambria Math"/>
+                      </w:rPr>
+                      <m:t>1-p</m:t>
+                    </m:r>
+                  </m:e>
+                </m:d>
+              </m:num>
+              <m:den>
+                <m:r>
+                  <w:rPr>
+                    <w:rFonts w:ascii="Cambria Math" w:hAnsi="Cambria Math"/>
+                  </w:rPr>
+                  <m:t>n</m:t>
+                </m:r>
+              </m:den>
+            </m:f>
+          </m:e>
+        </m:rad>
+      </m:oMath>
+    </w:p>
+    <w:p/>
     <w:p/>
     <w:sectPr>
       <w:pgSz w:w="12240" w:h="15840"/>
@@ -3133,7 +6626,6 @@
     <w:next w:val="Normal"/>
     <w:link w:val="Heading4Char"/>
     <w:uiPriority w:val="9"/>
-    <w:semiHidden/>
     <w:unhideWhenUsed/>
     <w:qFormat/>
     <w:rsid w:val="00BB52ED"/>
@@ -3330,7 +6822,6 @@
     <w:basedOn w:val="DefaultParagraphFont"/>
     <w:link w:val="Heading4"/>
     <w:uiPriority w:val="9"/>
-    <w:semiHidden/>
     <w:rsid w:val="00BB52ED"/>
     <w:rPr>
       <w:rFonts w:asciiTheme="minorHAnsi" w:eastAsiaTheme="majorEastAsia" w:hAnsiTheme="minorHAnsi" w:cstheme="majorBidi"/>
